--- a/比賽資料/2026第21屆戰國策全國創新創業競賽/2026第21屆戰國策全國創新創業競賽-附件1-創新計劃書(剩團隊作品名稱跟目錄).docx
+++ b/比賽資料/2026第21屆戰國策全國創新創業競賽/2026第21屆戰國策全國創新創業競賽-附件1-創新計劃書(剩團隊作品名稱跟目錄).docx
@@ -477,7 +477,7 @@
               <w:spacing w:after="0" w:line="240" w:lineRule="auto"/>
               <w:ind w:left="21"/>
               <w:rPr>
-                <w:rFonts w:ascii="Microsoft JhengHei" w:eastAsia="Microsoft JhengHei" w:hAnsi="Microsoft JhengHei" w:cs="Times New Roman" w:hint="eastAsia"/>
+                <w:rFonts w:ascii="Microsoft JhengHei" w:eastAsia="Microsoft JhengHei" w:hAnsi="Microsoft JhengHei" w:cs="Times New Roman"/>
                 <w14:ligatures w14:val="none"/>
               </w:rPr>
             </w:pPr>
@@ -833,7 +833,7 @@
               <w:snapToGrid w:val="0"/>
               <w:spacing w:after="0" w:line="240" w:lineRule="auto"/>
               <w:rPr>
-                <w:rFonts w:ascii="Microsoft JhengHei" w:eastAsia="Microsoft JhengHei" w:hAnsi="Microsoft JhengHei" w:cs="Times New Roman" w:hint="eastAsia"/>
+                <w:rFonts w:ascii="Microsoft JhengHei" w:eastAsia="Microsoft JhengHei" w:hAnsi="Microsoft JhengHei" w:cs="Times New Roman"/>
                 <w:sz w:val="16"/>
                 <w:szCs w:val="16"/>
                 <w14:ligatures w14:val="none"/>
@@ -1251,86 +1251,1430 @@
         <w:spacing w:after="0" w:line="240" w:lineRule="auto"/>
         <w:jc w:val="center"/>
         <w:rPr>
-          <w:rFonts w:ascii="Microsoft JhengHei" w:eastAsia="Microsoft JhengHei" w:hAnsi="Microsoft JhengHei" w:cs="Times New Roman"/>
+          <w:rFonts w:ascii="Microsoft JhengHei" w:eastAsia="Microsoft JhengHei" w:hAnsi="Microsoft JhengHei" w:cs="Arial"/>
+          <w:kern w:val="0"/>
+          <w14:ligatures w14:val="none"/>
+        </w:rPr>
+      </w:pPr>
+      <w:r>
+        <w:rPr>
+          <w:rFonts w:ascii="Microsoft JhengHei" w:eastAsia="Microsoft JhengHei" w:hAnsi="Microsoft JhengHei" w:cs="Arial" w:hint="eastAsia"/>
+          <w:kern w:val="0"/>
+          <w14:ligatures w14:val="none"/>
+        </w:rPr>
+        <w:t>創新</w:t>
+      </w:r>
+      <w:proofErr w:type="gramStart"/>
+      <w:r>
+        <w:rPr>
+          <w:rFonts w:ascii="Microsoft JhengHei" w:eastAsia="Microsoft JhengHei" w:hAnsi="Microsoft JhengHei" w:cs="Arial" w:hint="eastAsia"/>
+          <w:kern w:val="0"/>
+          <w14:ligatures w14:val="none"/>
+        </w:rPr>
+        <w:t>計畫書請附</w:t>
+      </w:r>
+      <w:proofErr w:type="gramEnd"/>
+      <w:r>
+        <w:rPr>
+          <w:rFonts w:ascii="Microsoft JhengHei" w:eastAsia="Microsoft JhengHei" w:hAnsi="Microsoft JhengHei" w:cs="Arial" w:hint="eastAsia"/>
+          <w:kern w:val="0"/>
+          <w14:ligatures w14:val="none"/>
+        </w:rPr>
+        <w:t>於本表格後，以pdf檔上傳報名，</w:t>
+      </w:r>
+      <w:r>
+        <w:rPr>
+          <w:rFonts w:ascii="Microsoft JhengHei" w:eastAsia="Microsoft JhengHei" w:hAnsi="Microsoft JhengHei" w:cs="Arial"/>
+          <w:kern w:val="0"/>
+          <w14:ligatures w14:val="none"/>
+        </w:rPr>
+        <w:t>12級</w:t>
+      </w:r>
+      <w:r>
+        <w:rPr>
+          <w:rFonts w:ascii="Microsoft JhengHei" w:eastAsia="Microsoft JhengHei" w:hAnsi="Microsoft JhengHei" w:cs="Arial" w:hint="eastAsia"/>
+          <w:kern w:val="0"/>
+          <w14:ligatures w14:val="none"/>
+        </w:rPr>
+        <w:t>以上字</w:t>
+      </w:r>
+      <w:r>
+        <w:rPr>
+          <w:rFonts w:ascii="Microsoft JhengHei" w:eastAsia="Microsoft JhengHei" w:hAnsi="Microsoft JhengHei" w:cs="Arial"/>
+          <w:kern w:val="0"/>
+          <w14:ligatures w14:val="none"/>
+        </w:rPr>
+        <w:t>體</w:t>
+      </w:r>
+      <w:r>
+        <w:rPr>
+          <w:rFonts w:ascii="Microsoft JhengHei" w:eastAsia="Microsoft JhengHei" w:hAnsi="Microsoft JhengHei" w:cs="Arial" w:hint="eastAsia"/>
+          <w:kern w:val="0"/>
+          <w14:ligatures w14:val="none"/>
+        </w:rPr>
+        <w:t>、內文建議不超過</w:t>
+      </w:r>
+      <w:r>
+        <w:rPr>
+          <w:rFonts w:ascii="Microsoft JhengHei" w:eastAsia="Microsoft JhengHei" w:hAnsi="Microsoft JhengHei" w:cs="Arial"/>
+          <w:kern w:val="0"/>
+          <w14:ligatures w14:val="none"/>
+        </w:rPr>
+        <w:t>2</w:t>
+      </w:r>
+      <w:r>
+        <w:rPr>
+          <w:rFonts w:ascii="Microsoft JhengHei" w:eastAsia="Microsoft JhengHei" w:hAnsi="Microsoft JhengHei" w:cs="Arial" w:hint="eastAsia"/>
+          <w:kern w:val="0"/>
+          <w14:ligatures w14:val="none"/>
+        </w:rPr>
+        <w:t>0頁。</w:t>
+      </w:r>
+    </w:p>
+    <w:p>
+      <w:pPr>
+        <w:jc w:val="center"/>
+        <w:rPr>
+          <w:sz w:val="52"/>
+          <w:szCs w:val="52"/>
+        </w:rPr>
+      </w:pPr>
+      <w:r>
+        <w:rPr>
+          <w:rFonts w:hint="eastAsia"/>
+          <w:sz w:val="52"/>
+          <w:szCs w:val="52"/>
+        </w:rPr>
+        <w:lastRenderedPageBreak/>
+        <w:t>戰國策比賽書面資料</w:t>
+      </w:r>
+    </w:p>
+    <w:p>
+      <w:pPr>
+        <w:widowControl/>
+        <w:spacing w:before="100" w:beforeAutospacing="1" w:after="100" w:afterAutospacing="1"/>
+        <w:outlineLvl w:val="2"/>
+        <w:rPr>
+          <w:rFonts w:ascii="PMingLiU" w:eastAsia="PMingLiU" w:hAnsi="PMingLiU" w:cs="PMingLiU"/>
+          <w:b/>
+          <w:bCs/>
+          <w:kern w:val="0"/>
+          <w:sz w:val="27"/>
+          <w:szCs w:val="27"/>
+        </w:rPr>
+      </w:pPr>
+      <w:r>
+        <w:rPr>
+          <w:rFonts w:ascii="PMingLiU" w:eastAsia="PMingLiU" w:hAnsi="PMingLiU" w:cs="PMingLiU"/>
+          <w:b/>
+          <w:bCs/>
+          <w:kern w:val="0"/>
+          <w:sz w:val="27"/>
+          <w:szCs w:val="27"/>
+        </w:rPr>
+        <w:t>一、 創新與創意構思</w:t>
+      </w:r>
+    </w:p>
+    <w:p>
+      <w:pPr>
+        <w:widowControl/>
+        <w:numPr>
+          <w:ilvl w:val="0"/>
+          <w:numId w:val="28"/>
+        </w:numPr>
+        <w:spacing w:before="100" w:beforeAutospacing="1" w:after="100" w:afterAutospacing="1" w:line="240" w:lineRule="auto"/>
+        <w:rPr>
+          <w:rFonts w:ascii="PMingLiU" w:eastAsia="PMingLiU" w:hAnsi="PMingLiU" w:cs="PMingLiU"/>
+          <w:kern w:val="0"/>
+        </w:rPr>
+      </w:pPr>
+      <w:r>
+        <w:rPr>
+          <w:rFonts w:ascii="PMingLiU" w:eastAsia="PMingLiU" w:hAnsi="PMingLiU" w:cs="PMingLiU"/>
+          <w:b/>
+          <w:bCs/>
+          <w:kern w:val="0"/>
+        </w:rPr>
+        <w:t>市場機會：</w:t>
+      </w:r>
+      <w:r>
+        <w:rPr>
+          <w:rFonts w:ascii="PMingLiU" w:eastAsia="PMingLiU" w:hAnsi="PMingLiU" w:cs="PMingLiU"/>
+          <w:kern w:val="0"/>
+        </w:rPr>
+        <w:t xml:space="preserve"> 目前日語學習市場（如 Duolingo, </w:t>
+      </w:r>
+      <w:proofErr w:type="spellStart"/>
+      <w:r>
+        <w:rPr>
+          <w:rFonts w:ascii="PMingLiU" w:eastAsia="PMingLiU" w:hAnsi="PMingLiU" w:cs="PMingLiU"/>
+          <w:kern w:val="0"/>
+        </w:rPr>
+        <w:t>Busuu</w:t>
+      </w:r>
+      <w:proofErr w:type="spellEnd"/>
+      <w:r>
+        <w:rPr>
+          <w:rFonts w:ascii="PMingLiU" w:eastAsia="PMingLiU" w:hAnsi="PMingLiU" w:cs="PMingLiU"/>
+          <w:kern w:val="0"/>
+        </w:rPr>
+        <w:t>）多偏重於單向的單字記憶與文法測驗，學習者（特別是 N5、N4 初學者）普遍面臨「看得懂但不敢說」的痛點。市場缺乏一個低壓力、隨時隨地能進行「非腳本式」對話的練習環境。</w:t>
+      </w:r>
+    </w:p>
+    <w:p>
+      <w:pPr>
+        <w:widowControl/>
+        <w:numPr>
+          <w:ilvl w:val="0"/>
+          <w:numId w:val="28"/>
+        </w:numPr>
+        <w:spacing w:before="100" w:beforeAutospacing="1" w:after="100" w:afterAutospacing="1" w:line="240" w:lineRule="auto"/>
+        <w:rPr>
+          <w:rFonts w:ascii="PMingLiU" w:eastAsia="PMingLiU" w:hAnsi="PMingLiU" w:cs="PMingLiU"/>
+          <w:kern w:val="0"/>
+        </w:rPr>
+      </w:pPr>
+      <w:r>
+        <w:rPr>
+          <w:rFonts w:ascii="PMingLiU" w:eastAsia="PMingLiU" w:hAnsi="PMingLiU" w:cs="PMingLiU"/>
+          <w:b/>
+          <w:bCs/>
+          <w:kern w:val="0"/>
+        </w:rPr>
+        <w:t>競爭優勢：</w:t>
+      </w:r>
+      <w:r>
+        <w:rPr>
+          <w:rFonts w:ascii="PMingLiU" w:eastAsia="PMingLiU" w:hAnsi="PMingLiU" w:cs="PMingLiU"/>
+          <w:kern w:val="0"/>
+        </w:rPr>
+        <w:t xml:space="preserve"> * </w:t>
+      </w:r>
+      <w:r>
+        <w:rPr>
+          <w:rFonts w:ascii="PMingLiU" w:eastAsia="PMingLiU" w:hAnsi="PMingLiU" w:cs="PMingLiU"/>
+          <w:b/>
+          <w:bCs/>
+          <w:kern w:val="0"/>
+        </w:rPr>
+        <w:t>技術整合：</w:t>
+      </w:r>
+      <w:r>
+        <w:rPr>
+          <w:rFonts w:ascii="PMingLiU" w:eastAsia="PMingLiU" w:hAnsi="PMingLiU" w:cs="PMingLiU"/>
+          <w:kern w:val="0"/>
+        </w:rPr>
+        <w:t xml:space="preserve"> 透過 Python 後端</w:t>
+      </w:r>
+      <w:proofErr w:type="gramStart"/>
+      <w:r>
+        <w:rPr>
+          <w:rFonts w:ascii="PMingLiU" w:eastAsia="PMingLiU" w:hAnsi="PMingLiU" w:cs="PMingLiU"/>
+          <w:kern w:val="0"/>
+        </w:rPr>
+        <w:t>介</w:t>
+      </w:r>
+      <w:proofErr w:type="gramEnd"/>
+      <w:r>
+        <w:rPr>
+          <w:rFonts w:ascii="PMingLiU" w:eastAsia="PMingLiU" w:hAnsi="PMingLiU" w:cs="PMingLiU"/>
+          <w:kern w:val="0"/>
+        </w:rPr>
+        <w:t>接 Gemini API，實現具備語境理解能力的生成式 AI 互動，優於傳統 App 的固定罐頭回覆。</w:t>
+      </w:r>
+    </w:p>
+    <w:p>
+      <w:pPr>
+        <w:widowControl/>
+        <w:numPr>
+          <w:ilvl w:val="1"/>
+          <w:numId w:val="28"/>
+        </w:numPr>
+        <w:spacing w:before="100" w:beforeAutospacing="1" w:after="100" w:afterAutospacing="1" w:line="240" w:lineRule="auto"/>
+        <w:rPr>
+          <w:rFonts w:ascii="PMingLiU" w:eastAsia="PMingLiU" w:hAnsi="PMingLiU" w:cs="PMingLiU"/>
+          <w:kern w:val="0"/>
+        </w:rPr>
+      </w:pPr>
+      <w:r>
+        <w:rPr>
+          <w:rFonts w:ascii="PMingLiU" w:eastAsia="PMingLiU" w:hAnsi="PMingLiU" w:cs="PMingLiU"/>
+          <w:b/>
+          <w:bCs/>
+          <w:kern w:val="0"/>
+        </w:rPr>
+        <w:t>高自由度情境：</w:t>
+      </w:r>
+      <w:r>
+        <w:rPr>
+          <w:rFonts w:ascii="PMingLiU" w:eastAsia="PMingLiU" w:hAnsi="PMingLiU" w:cs="PMingLiU"/>
+          <w:kern w:val="0"/>
+        </w:rPr>
+        <w:t xml:space="preserve"> 使用者可自訂角色扮演（Roleplay）腳本，不再侷限於教科書對話。</w:t>
+      </w:r>
+    </w:p>
+    <w:p>
+      <w:pPr>
+        <w:widowControl/>
+        <w:numPr>
+          <w:ilvl w:val="1"/>
+          <w:numId w:val="28"/>
+        </w:numPr>
+        <w:spacing w:before="100" w:beforeAutospacing="1" w:after="100" w:afterAutospacing="1" w:line="240" w:lineRule="auto"/>
+        <w:rPr>
+          <w:rFonts w:ascii="PMingLiU" w:eastAsia="PMingLiU" w:hAnsi="PMingLiU" w:cs="PMingLiU"/>
+          <w:kern w:val="0"/>
+        </w:rPr>
+      </w:pPr>
+      <w:r>
+        <w:rPr>
+          <w:rFonts w:ascii="PMingLiU" w:eastAsia="PMingLiU" w:hAnsi="PMingLiU" w:cs="PMingLiU"/>
+          <w:b/>
+          <w:bCs/>
+          <w:kern w:val="0"/>
+        </w:rPr>
+        <w:t>開發效率：</w:t>
+      </w:r>
+      <w:r>
+        <w:rPr>
+          <w:rFonts w:ascii="PMingLiU" w:eastAsia="PMingLiU" w:hAnsi="PMingLiU" w:cs="PMingLiU"/>
+          <w:kern w:val="0"/>
+        </w:rPr>
+        <w:t xml:space="preserve"> 使用 Flutter 框架實現一套程式碼、雙平台（iOS/Android）運行的優勢。</w:t>
+      </w:r>
+    </w:p>
+    <w:p>
+      <w:pPr>
+        <w:widowControl/>
+        <w:numPr>
+          <w:ilvl w:val="0"/>
+          <w:numId w:val="28"/>
+        </w:numPr>
+        <w:spacing w:before="100" w:beforeAutospacing="1" w:after="100" w:afterAutospacing="1" w:line="240" w:lineRule="auto"/>
+        <w:rPr>
+          <w:rFonts w:ascii="PMingLiU" w:eastAsia="PMingLiU" w:hAnsi="PMingLiU" w:cs="PMingLiU"/>
+          <w:kern w:val="0"/>
+        </w:rPr>
+      </w:pPr>
+      <w:r>
+        <w:rPr>
+          <w:rFonts w:ascii="PMingLiU" w:eastAsia="PMingLiU" w:hAnsi="PMingLiU" w:cs="PMingLiU"/>
+          <w:b/>
+          <w:bCs/>
+          <w:kern w:val="0"/>
+        </w:rPr>
+        <w:t>預期效益：</w:t>
+      </w:r>
+      <w:r>
+        <w:rPr>
+          <w:rFonts w:ascii="PMingLiU" w:eastAsia="PMingLiU" w:hAnsi="PMingLiU" w:cs="PMingLiU"/>
+          <w:kern w:val="0"/>
+        </w:rPr>
+        <w:t xml:space="preserve"> 縮短學習者從「背誦」到「口說實戰」的轉換時間，提升語言學習的趣味性與成就感。</w:t>
+      </w:r>
+    </w:p>
+    <w:p>
+      <w:pPr>
+        <w:widowControl/>
+        <w:numPr>
+          <w:ilvl w:val="0"/>
+          <w:numId w:val="28"/>
+        </w:numPr>
+        <w:spacing w:before="100" w:beforeAutospacing="1" w:after="100" w:afterAutospacing="1" w:line="240" w:lineRule="auto"/>
+        <w:rPr>
+          <w:rFonts w:ascii="PMingLiU" w:eastAsia="PMingLiU" w:hAnsi="PMingLiU" w:cs="PMingLiU"/>
+          <w:kern w:val="0"/>
+        </w:rPr>
+      </w:pPr>
+      <w:r>
+        <w:rPr>
+          <w:rFonts w:ascii="PMingLiU" w:eastAsia="PMingLiU" w:hAnsi="PMingLiU" w:cs="PMingLiU"/>
+          <w:b/>
+          <w:bCs/>
+          <w:kern w:val="0"/>
+        </w:rPr>
+        <w:t>發展潛力：</w:t>
+      </w:r>
+      <w:r>
+        <w:rPr>
+          <w:rFonts w:ascii="PMingLiU" w:eastAsia="PMingLiU" w:hAnsi="PMingLiU" w:cs="PMingLiU"/>
+          <w:kern w:val="0"/>
+        </w:rPr>
+        <w:t xml:space="preserve"> 未來可擴充至更多語系，或發展專門針對「</w:t>
+      </w:r>
+      <w:proofErr w:type="gramStart"/>
+      <w:r>
+        <w:rPr>
+          <w:rFonts w:ascii="PMingLiU" w:eastAsia="PMingLiU" w:hAnsi="PMingLiU" w:cs="PMingLiU"/>
+          <w:kern w:val="0"/>
+        </w:rPr>
+        <w:t>動漫聖地</w:t>
+      </w:r>
+      <w:proofErr w:type="gramEnd"/>
+      <w:r>
+        <w:rPr>
+          <w:rFonts w:ascii="PMingLiU" w:eastAsia="PMingLiU" w:hAnsi="PMingLiU" w:cs="PMingLiU"/>
+          <w:kern w:val="0"/>
+        </w:rPr>
+        <w:t>巡禮」、「商務日語」等分眾市場的客製化練習模組。</w:t>
+      </w:r>
+    </w:p>
+    <w:p>
+      <w:pPr>
+        <w:widowControl/>
+        <w:spacing w:before="100" w:beforeAutospacing="1" w:after="100" w:afterAutospacing="1"/>
+        <w:outlineLvl w:val="2"/>
+        <w:rPr>
+          <w:rFonts w:ascii="PMingLiU" w:eastAsia="PMingLiU" w:hAnsi="PMingLiU" w:cs="PMingLiU"/>
+          <w:b/>
+          <w:bCs/>
+          <w:kern w:val="0"/>
+          <w:sz w:val="27"/>
+          <w:szCs w:val="27"/>
+        </w:rPr>
+      </w:pPr>
+      <w:r>
+        <w:rPr>
+          <w:rFonts w:ascii="PMingLiU" w:eastAsia="PMingLiU" w:hAnsi="PMingLiU" w:cs="PMingLiU"/>
+          <w:b/>
+          <w:bCs/>
+          <w:kern w:val="0"/>
+          <w:sz w:val="27"/>
+          <w:szCs w:val="27"/>
+        </w:rPr>
+        <w:t>二、 產品與服務內容</w:t>
+      </w:r>
+    </w:p>
+    <w:p>
+      <w:pPr>
+        <w:widowControl/>
+        <w:numPr>
+          <w:ilvl w:val="0"/>
+          <w:numId w:val="29"/>
+        </w:numPr>
+        <w:spacing w:before="100" w:beforeAutospacing="1" w:after="100" w:afterAutospacing="1" w:line="240" w:lineRule="auto"/>
+        <w:rPr>
+          <w:rFonts w:ascii="PMingLiU" w:eastAsia="PMingLiU" w:hAnsi="PMingLiU" w:cs="PMingLiU"/>
+          <w:kern w:val="0"/>
+        </w:rPr>
+      </w:pPr>
+      <w:r>
+        <w:rPr>
+          <w:rFonts w:ascii="PMingLiU" w:eastAsia="PMingLiU" w:hAnsi="PMingLiU" w:cs="PMingLiU"/>
+          <w:b/>
+          <w:bCs/>
+          <w:kern w:val="0"/>
+        </w:rPr>
+        <w:t>產品與服務內容：</w:t>
+      </w:r>
+    </w:p>
+    <w:p>
+      <w:pPr>
+        <w:widowControl/>
+        <w:numPr>
+          <w:ilvl w:val="1"/>
+          <w:numId w:val="29"/>
+        </w:numPr>
+        <w:spacing w:before="100" w:beforeAutospacing="1" w:after="100" w:afterAutospacing="1" w:line="240" w:lineRule="auto"/>
+        <w:rPr>
+          <w:rFonts w:ascii="PMingLiU" w:eastAsia="PMingLiU" w:hAnsi="PMingLiU" w:cs="PMingLiU"/>
+          <w:kern w:val="0"/>
+        </w:rPr>
+      </w:pPr>
+      <w:r>
+        <w:rPr>
+          <w:rFonts w:ascii="PMingLiU" w:eastAsia="PMingLiU" w:hAnsi="PMingLiU" w:cs="PMingLiU"/>
+          <w:b/>
+          <w:bCs/>
+          <w:kern w:val="0"/>
+        </w:rPr>
+        <w:t>AI 智能對話（</w:t>
+      </w:r>
+      <w:proofErr w:type="spellStart"/>
+      <w:r>
+        <w:rPr>
+          <w:rFonts w:ascii="PMingLiU" w:eastAsia="PMingLiU" w:hAnsi="PMingLiU" w:cs="PMingLiU"/>
+          <w:b/>
+          <w:bCs/>
+          <w:kern w:val="0"/>
+        </w:rPr>
+        <w:t>RoleplayScreen</w:t>
+      </w:r>
+      <w:proofErr w:type="spellEnd"/>
+      <w:r>
+        <w:rPr>
+          <w:rFonts w:ascii="PMingLiU" w:eastAsia="PMingLiU" w:hAnsi="PMingLiU" w:cs="PMingLiU"/>
+          <w:b/>
+          <w:bCs/>
+          <w:kern w:val="0"/>
+        </w:rPr>
+        <w:t>）：</w:t>
+      </w:r>
+      <w:r>
+        <w:rPr>
+          <w:rFonts w:ascii="PMingLiU" w:eastAsia="PMingLiU" w:hAnsi="PMingLiU" w:cs="PMingLiU"/>
+          <w:kern w:val="0"/>
+        </w:rPr>
+        <w:t xml:space="preserve"> 使用者可與 AI 進行模擬對話，AI 會根據使用者的日語程度（如 N4）調整語速與用詞。</w:t>
+      </w:r>
+    </w:p>
+    <w:p>
+      <w:pPr>
+        <w:widowControl/>
+        <w:numPr>
+          <w:ilvl w:val="1"/>
+          <w:numId w:val="29"/>
+        </w:numPr>
+        <w:spacing w:before="100" w:beforeAutospacing="1" w:after="100" w:afterAutospacing="1" w:line="240" w:lineRule="auto"/>
+        <w:rPr>
+          <w:rFonts w:ascii="PMingLiU" w:eastAsia="PMingLiU" w:hAnsi="PMingLiU" w:cs="PMingLiU"/>
+          <w:kern w:val="0"/>
+        </w:rPr>
+      </w:pPr>
+      <w:r>
+        <w:rPr>
+          <w:rFonts w:ascii="PMingLiU" w:eastAsia="PMingLiU" w:hAnsi="PMingLiU" w:cs="PMingLiU"/>
+          <w:b/>
+          <w:bCs/>
+          <w:kern w:val="0"/>
+        </w:rPr>
+        <w:t>即時糾正與建議：</w:t>
+      </w:r>
+      <w:r>
+        <w:rPr>
+          <w:rFonts w:ascii="PMingLiU" w:eastAsia="PMingLiU" w:hAnsi="PMingLiU" w:cs="PMingLiU"/>
+          <w:kern w:val="0"/>
+        </w:rPr>
+        <w:t xml:space="preserve"> 對話過程中，系統能針對語法錯誤給予即時回饋。</w:t>
+      </w:r>
+    </w:p>
+    <w:p>
+      <w:pPr>
+        <w:widowControl/>
+        <w:numPr>
+          <w:ilvl w:val="1"/>
+          <w:numId w:val="29"/>
+        </w:numPr>
+        <w:spacing w:before="100" w:beforeAutospacing="1" w:after="100" w:afterAutospacing="1" w:line="240" w:lineRule="auto"/>
+        <w:rPr>
+          <w:rFonts w:ascii="PMingLiU" w:eastAsia="PMingLiU" w:hAnsi="PMingLiU" w:cs="PMingLiU"/>
+          <w:kern w:val="0"/>
+        </w:rPr>
+      </w:pPr>
+      <w:r>
+        <w:rPr>
+          <w:rFonts w:ascii="PMingLiU" w:eastAsia="PMingLiU" w:hAnsi="PMingLiU" w:cs="PMingLiU"/>
+          <w:b/>
+          <w:bCs/>
+          <w:kern w:val="0"/>
+        </w:rPr>
+        <w:t>情境商城：</w:t>
+      </w:r>
+      <w:r>
+        <w:rPr>
+          <w:rFonts w:ascii="PMingLiU" w:eastAsia="PMingLiU" w:hAnsi="PMingLiU" w:cs="PMingLiU"/>
+          <w:kern w:val="0"/>
+        </w:rPr>
+        <w:t xml:space="preserve"> 提供多樣化的預設場景</w:t>
+      </w:r>
+      <w:proofErr w:type="gramStart"/>
+      <w:r>
+        <w:rPr>
+          <w:rFonts w:ascii="PMingLiU" w:eastAsia="PMingLiU" w:hAnsi="PMingLiU" w:cs="PMingLiU"/>
+          <w:kern w:val="0"/>
+        </w:rPr>
+        <w:t>（</w:t>
+      </w:r>
+      <w:proofErr w:type="gramEnd"/>
+      <w:r>
+        <w:rPr>
+          <w:rFonts w:ascii="PMingLiU" w:eastAsia="PMingLiU" w:hAnsi="PMingLiU" w:cs="PMingLiU"/>
+          <w:kern w:val="0"/>
+        </w:rPr>
+        <w:t>如：京都旅遊、機場換</w:t>
+      </w:r>
+      <w:proofErr w:type="gramStart"/>
+      <w:r>
+        <w:rPr>
+          <w:rFonts w:ascii="PMingLiU" w:eastAsia="PMingLiU" w:hAnsi="PMingLiU" w:cs="PMingLiU"/>
+          <w:kern w:val="0"/>
+        </w:rPr>
+        <w:t>匯</w:t>
+      </w:r>
+      <w:proofErr w:type="gramEnd"/>
+      <w:r>
+        <w:rPr>
+          <w:rFonts w:ascii="PMingLiU" w:eastAsia="PMingLiU" w:hAnsi="PMingLiU" w:cs="PMingLiU"/>
+          <w:kern w:val="0"/>
+        </w:rPr>
+        <w:t>、</w:t>
+      </w:r>
+      <w:proofErr w:type="gramStart"/>
+      <w:r>
+        <w:rPr>
+          <w:rFonts w:ascii="PMingLiU" w:eastAsia="PMingLiU" w:hAnsi="PMingLiU" w:cs="PMingLiU"/>
+          <w:kern w:val="0"/>
+        </w:rPr>
+        <w:t>動漫場景</w:t>
+      </w:r>
+      <w:proofErr w:type="gramEnd"/>
+      <w:r>
+        <w:rPr>
+          <w:rFonts w:ascii="PMingLiU" w:eastAsia="PMingLiU" w:hAnsi="PMingLiU" w:cs="PMingLiU"/>
+          <w:kern w:val="0"/>
+        </w:rPr>
+        <w:t>模擬</w:t>
+      </w:r>
+      <w:proofErr w:type="gramStart"/>
+      <w:r>
+        <w:rPr>
+          <w:rFonts w:ascii="PMingLiU" w:eastAsia="PMingLiU" w:hAnsi="PMingLiU" w:cs="PMingLiU"/>
+          <w:kern w:val="0"/>
+        </w:rPr>
+        <w:t>）</w:t>
+      </w:r>
+      <w:proofErr w:type="gramEnd"/>
+      <w:r>
+        <w:rPr>
+          <w:rFonts w:ascii="PMingLiU" w:eastAsia="PMingLiU" w:hAnsi="PMingLiU" w:cs="PMingLiU"/>
+          <w:kern w:val="0"/>
+        </w:rPr>
+        <w:t>。</w:t>
+      </w:r>
+    </w:p>
+    <w:p>
+      <w:pPr>
+        <w:widowControl/>
+        <w:numPr>
+          <w:ilvl w:val="0"/>
+          <w:numId w:val="29"/>
+        </w:numPr>
+        <w:spacing w:before="100" w:beforeAutospacing="1" w:after="100" w:afterAutospacing="1" w:line="240" w:lineRule="auto"/>
+        <w:rPr>
+          <w:rFonts w:ascii="PMingLiU" w:eastAsia="PMingLiU" w:hAnsi="PMingLiU" w:cs="PMingLiU"/>
+          <w:kern w:val="0"/>
+        </w:rPr>
+      </w:pPr>
+      <w:r>
+        <w:rPr>
+          <w:rFonts w:ascii="PMingLiU" w:eastAsia="PMingLiU" w:hAnsi="PMingLiU" w:cs="PMingLiU"/>
+          <w:b/>
+          <w:bCs/>
+          <w:kern w:val="0"/>
+        </w:rPr>
+        <w:t>商業模式（Business Model）：</w:t>
+      </w:r>
+    </w:p>
+    <w:p>
+      <w:pPr>
+        <w:widowControl/>
+        <w:numPr>
+          <w:ilvl w:val="1"/>
+          <w:numId w:val="29"/>
+        </w:numPr>
+        <w:spacing w:before="100" w:beforeAutospacing="1" w:after="100" w:afterAutospacing="1" w:line="240" w:lineRule="auto"/>
+        <w:rPr>
+          <w:rFonts w:ascii="PMingLiU" w:eastAsia="PMingLiU" w:hAnsi="PMingLiU" w:cs="PMingLiU"/>
+          <w:kern w:val="0"/>
+        </w:rPr>
+      </w:pPr>
+      <w:r>
+        <w:rPr>
+          <w:rFonts w:ascii="PMingLiU" w:eastAsia="PMingLiU" w:hAnsi="PMingLiU" w:cs="PMingLiU"/>
+          <w:b/>
+          <w:bCs/>
+          <w:kern w:val="0"/>
+        </w:rPr>
+        <w:t>Freemium（免費增值）：</w:t>
+      </w:r>
+      <w:r>
+        <w:rPr>
+          <w:rFonts w:ascii="PMingLiU" w:eastAsia="PMingLiU" w:hAnsi="PMingLiU" w:cs="PMingLiU"/>
+          <w:kern w:val="0"/>
+        </w:rPr>
+        <w:t xml:space="preserve"> 基本對話功能免費，進階情境、進階文法分析報告則需訂閱或付費解鎖。</w:t>
+      </w:r>
+    </w:p>
+    <w:p>
+      <w:pPr>
+        <w:widowControl/>
+        <w:numPr>
+          <w:ilvl w:val="1"/>
+          <w:numId w:val="29"/>
+        </w:numPr>
+        <w:spacing w:before="100" w:beforeAutospacing="1" w:after="100" w:afterAutospacing="1" w:line="240" w:lineRule="auto"/>
+        <w:rPr>
+          <w:rFonts w:ascii="PMingLiU" w:eastAsia="PMingLiU" w:hAnsi="PMingLiU" w:cs="PMingLiU"/>
+          <w:kern w:val="0"/>
+        </w:rPr>
+      </w:pPr>
+      <w:r>
+        <w:rPr>
+          <w:rFonts w:ascii="PMingLiU" w:eastAsia="PMingLiU" w:hAnsi="PMingLiU" w:cs="PMingLiU"/>
+          <w:b/>
+          <w:bCs/>
+          <w:kern w:val="0"/>
+        </w:rPr>
+        <w:t>B2B 合作：</w:t>
+      </w:r>
+      <w:r>
+        <w:rPr>
+          <w:rFonts w:ascii="PMingLiU" w:eastAsia="PMingLiU" w:hAnsi="PMingLiU" w:cs="PMingLiU"/>
+          <w:kern w:val="0"/>
+        </w:rPr>
+        <w:t xml:space="preserve"> 與補習班或學校語言中心合作，做為課後輔助練習工具。</w:t>
+      </w:r>
+    </w:p>
+    <w:p>
+      <w:pPr>
+        <w:widowControl/>
+        <w:spacing w:before="100" w:beforeAutospacing="1" w:after="100" w:afterAutospacing="1"/>
+        <w:outlineLvl w:val="2"/>
+        <w:rPr>
+          <w:rFonts w:ascii="PMingLiU" w:eastAsia="PMingLiU" w:hAnsi="PMingLiU" w:cs="PMingLiU"/>
+          <w:b/>
+          <w:bCs/>
+          <w:kern w:val="0"/>
+          <w:sz w:val="27"/>
+          <w:szCs w:val="27"/>
+        </w:rPr>
+      </w:pPr>
+      <w:r>
+        <w:rPr>
+          <w:rFonts w:ascii="PMingLiU" w:eastAsia="PMingLiU" w:hAnsi="PMingLiU" w:cs="PMingLiU"/>
+          <w:b/>
+          <w:bCs/>
+          <w:kern w:val="0"/>
+          <w:sz w:val="27"/>
+          <w:szCs w:val="27"/>
+        </w:rPr>
+        <w:t>三、 行銷策略</w:t>
+      </w:r>
+    </w:p>
+    <w:p>
+      <w:pPr>
+        <w:widowControl/>
+        <w:numPr>
+          <w:ilvl w:val="0"/>
+          <w:numId w:val="30"/>
+        </w:numPr>
+        <w:spacing w:before="100" w:beforeAutospacing="1" w:after="100" w:afterAutospacing="1" w:line="240" w:lineRule="auto"/>
+        <w:rPr>
+          <w:rFonts w:ascii="PMingLiU" w:eastAsia="PMingLiU" w:hAnsi="PMingLiU" w:cs="PMingLiU"/>
+          <w:kern w:val="0"/>
+        </w:rPr>
+      </w:pPr>
+      <w:r>
+        <w:rPr>
+          <w:rFonts w:ascii="PMingLiU" w:eastAsia="PMingLiU" w:hAnsi="PMingLiU" w:cs="PMingLiU"/>
+          <w:b/>
+          <w:bCs/>
+          <w:kern w:val="0"/>
+        </w:rPr>
+        <w:t>目標消費族群（TA）：</w:t>
+      </w:r>
+    </w:p>
+    <w:p>
+      <w:pPr>
+        <w:widowControl/>
+        <w:numPr>
+          <w:ilvl w:val="1"/>
+          <w:numId w:val="30"/>
+        </w:numPr>
+        <w:spacing w:before="100" w:beforeAutospacing="1" w:after="100" w:afterAutospacing="1" w:line="240" w:lineRule="auto"/>
+        <w:rPr>
+          <w:rFonts w:ascii="PMingLiU" w:eastAsia="PMingLiU" w:hAnsi="PMingLiU" w:cs="PMingLiU"/>
+          <w:kern w:val="0"/>
+        </w:rPr>
+      </w:pPr>
+      <w:r>
+        <w:rPr>
+          <w:rFonts w:ascii="PMingLiU" w:eastAsia="PMingLiU" w:hAnsi="PMingLiU" w:cs="PMingLiU" w:hint="eastAsia"/>
+          <w:b/>
+          <w:bCs/>
+          <w:kern w:val="0"/>
+        </w:rPr>
+        <w:t>對日本文化有興趣的人</w:t>
+      </w:r>
+      <w:r>
+        <w:rPr>
+          <w:rFonts w:ascii="PMingLiU" w:eastAsia="PMingLiU" w:hAnsi="PMingLiU" w:cs="PMingLiU"/>
+          <w:b/>
+          <w:bCs/>
+          <w:kern w:val="0"/>
+        </w:rPr>
+        <w:t>：</w:t>
+      </w:r>
+      <w:r>
+        <w:rPr>
+          <w:rFonts w:ascii="PMingLiU" w:eastAsia="PMingLiU" w:hAnsi="PMingLiU" w:cs="PMingLiU"/>
+          <w:kern w:val="0"/>
+        </w:rPr>
+        <w:t xml:space="preserve"> 像你們一樣正在準備 N4 程度，需要口說環境的學生。</w:t>
+      </w:r>
+    </w:p>
+    <w:p>
+      <w:pPr>
+        <w:widowControl/>
+        <w:numPr>
+          <w:ilvl w:val="1"/>
+          <w:numId w:val="30"/>
+        </w:numPr>
+        <w:spacing w:before="100" w:beforeAutospacing="1" w:after="100" w:afterAutospacing="1" w:line="240" w:lineRule="auto"/>
+        <w:rPr>
+          <w:rFonts w:ascii="PMingLiU" w:eastAsia="PMingLiU" w:hAnsi="PMingLiU" w:cs="PMingLiU"/>
+          <w:kern w:val="0"/>
+        </w:rPr>
+      </w:pPr>
+      <w:r>
+        <w:rPr>
+          <w:rFonts w:ascii="PMingLiU" w:eastAsia="PMingLiU" w:hAnsi="PMingLiU" w:cs="PMingLiU"/>
+          <w:b/>
+          <w:bCs/>
+          <w:kern w:val="0"/>
+        </w:rPr>
+        <w:t>日本旅遊愛好者：</w:t>
+      </w:r>
+      <w:r>
+        <w:rPr>
+          <w:rFonts w:ascii="PMingLiU" w:eastAsia="PMingLiU" w:hAnsi="PMingLiU" w:cs="PMingLiU"/>
+          <w:kern w:val="0"/>
+        </w:rPr>
+        <w:t xml:space="preserve"> 計劃前往京</w:t>
+      </w:r>
+      <w:proofErr w:type="gramStart"/>
+      <w:r>
+        <w:rPr>
+          <w:rFonts w:ascii="PMingLiU" w:eastAsia="PMingLiU" w:hAnsi="PMingLiU" w:cs="PMingLiU"/>
+          <w:kern w:val="0"/>
+        </w:rPr>
+        <w:t>阪</w:t>
+      </w:r>
+      <w:proofErr w:type="gramEnd"/>
+      <w:r>
+        <w:rPr>
+          <w:rFonts w:ascii="PMingLiU" w:eastAsia="PMingLiU" w:hAnsi="PMingLiU" w:cs="PMingLiU"/>
+          <w:kern w:val="0"/>
+        </w:rPr>
+        <w:t>神等地旅遊，希望學習實用生活對話的自由行旅客。</w:t>
+      </w:r>
+    </w:p>
+    <w:p>
+      <w:pPr>
+        <w:widowControl/>
+        <w:numPr>
+          <w:ilvl w:val="1"/>
+          <w:numId w:val="30"/>
+        </w:numPr>
+        <w:spacing w:before="100" w:beforeAutospacing="1" w:after="100" w:afterAutospacing="1" w:line="240" w:lineRule="auto"/>
+        <w:rPr>
+          <w:rFonts w:ascii="PMingLiU" w:eastAsia="PMingLiU" w:hAnsi="PMingLiU" w:cs="PMingLiU"/>
+          <w:kern w:val="0"/>
+        </w:rPr>
+      </w:pPr>
+      <w:r>
+        <w:rPr>
+          <w:rFonts w:ascii="PMingLiU" w:eastAsia="PMingLiU" w:hAnsi="PMingLiU" w:cs="PMingLiU"/>
+          <w:b/>
+          <w:bCs/>
+          <w:kern w:val="0"/>
+        </w:rPr>
+        <w:lastRenderedPageBreak/>
+        <w:t xml:space="preserve">ACG </w:t>
+      </w:r>
+      <w:proofErr w:type="gramStart"/>
+      <w:r>
+        <w:rPr>
+          <w:rFonts w:ascii="PMingLiU" w:eastAsia="PMingLiU" w:hAnsi="PMingLiU" w:cs="PMingLiU"/>
+          <w:b/>
+          <w:bCs/>
+          <w:kern w:val="0"/>
+        </w:rPr>
+        <w:t>動漫社</w:t>
+      </w:r>
+      <w:proofErr w:type="gramEnd"/>
+      <w:r>
+        <w:rPr>
+          <w:rFonts w:ascii="PMingLiU" w:eastAsia="PMingLiU" w:hAnsi="PMingLiU" w:cs="PMingLiU"/>
+          <w:b/>
+          <w:bCs/>
+          <w:kern w:val="0"/>
+        </w:rPr>
+        <w:t>群：</w:t>
+      </w:r>
+      <w:r>
+        <w:rPr>
+          <w:rFonts w:ascii="PMingLiU" w:eastAsia="PMingLiU" w:hAnsi="PMingLiU" w:cs="PMingLiU"/>
+          <w:kern w:val="0"/>
+        </w:rPr>
+        <w:t xml:space="preserve"> 希望能聽懂或與 AI </w:t>
+      </w:r>
+      <w:proofErr w:type="gramStart"/>
+      <w:r>
+        <w:rPr>
+          <w:rFonts w:ascii="PMingLiU" w:eastAsia="PMingLiU" w:hAnsi="PMingLiU" w:cs="PMingLiU"/>
+          <w:kern w:val="0"/>
+        </w:rPr>
+        <w:t>模擬動漫情境</w:t>
+      </w:r>
+      <w:proofErr w:type="gramEnd"/>
+      <w:r>
+        <w:rPr>
+          <w:rFonts w:ascii="PMingLiU" w:eastAsia="PMingLiU" w:hAnsi="PMingLiU" w:cs="PMingLiU"/>
+          <w:kern w:val="0"/>
+        </w:rPr>
+        <w:t>的深度愛好者。</w:t>
+      </w:r>
+    </w:p>
+    <w:p>
+      <w:pPr>
+        <w:widowControl/>
+        <w:numPr>
+          <w:ilvl w:val="0"/>
+          <w:numId w:val="30"/>
+        </w:numPr>
+        <w:spacing w:before="100" w:beforeAutospacing="1" w:after="100" w:afterAutospacing="1" w:line="240" w:lineRule="auto"/>
+        <w:rPr>
+          <w:rFonts w:ascii="PMingLiU" w:eastAsia="PMingLiU" w:hAnsi="PMingLiU" w:cs="PMingLiU"/>
+          <w:kern w:val="0"/>
+        </w:rPr>
+      </w:pPr>
+      <w:r>
+        <w:rPr>
+          <w:rFonts w:ascii="PMingLiU" w:eastAsia="PMingLiU" w:hAnsi="PMingLiU" w:cs="PMingLiU"/>
+          <w:b/>
+          <w:bCs/>
+          <w:kern w:val="0"/>
+        </w:rPr>
+        <w:t>行銷策略：</w:t>
+      </w:r>
+    </w:p>
+    <w:p>
+      <w:pPr>
+        <w:widowControl/>
+        <w:numPr>
+          <w:ilvl w:val="1"/>
+          <w:numId w:val="30"/>
+        </w:numPr>
+        <w:spacing w:before="100" w:beforeAutospacing="1" w:after="100" w:afterAutospacing="1" w:line="240" w:lineRule="auto"/>
+        <w:rPr>
+          <w:rFonts w:ascii="PMingLiU" w:eastAsia="PMingLiU" w:hAnsi="PMingLiU" w:cs="PMingLiU"/>
+          <w:kern w:val="0"/>
+        </w:rPr>
+      </w:pPr>
+      <w:r>
+        <w:rPr>
+          <w:rFonts w:ascii="PMingLiU" w:eastAsia="PMingLiU" w:hAnsi="PMingLiU" w:cs="PMingLiU"/>
+          <w:b/>
+          <w:bCs/>
+          <w:kern w:val="0"/>
+        </w:rPr>
+        <w:t>體驗式行銷：</w:t>
+      </w:r>
+      <w:r>
+        <w:rPr>
+          <w:rFonts w:ascii="PMingLiU" w:eastAsia="PMingLiU" w:hAnsi="PMingLiU" w:cs="PMingLiU"/>
+          <w:kern w:val="0"/>
+        </w:rPr>
+        <w:t xml:space="preserve"> 在社群媒體（Threads、Reels）發布實際</w:t>
+      </w:r>
+      <w:proofErr w:type="gramStart"/>
+      <w:r>
+        <w:rPr>
+          <w:rFonts w:ascii="PMingLiU" w:eastAsia="PMingLiU" w:hAnsi="PMingLiU" w:cs="PMingLiU"/>
+          <w:kern w:val="0"/>
+        </w:rPr>
+        <w:t>對話截圖與</w:t>
+      </w:r>
+      <w:proofErr w:type="gramEnd"/>
+      <w:r>
+        <w:rPr>
+          <w:rFonts w:ascii="PMingLiU" w:eastAsia="PMingLiU" w:hAnsi="PMingLiU" w:cs="PMingLiU"/>
+          <w:kern w:val="0"/>
+        </w:rPr>
+        <w:t>有趣的 AI 互動影片。</w:t>
+      </w:r>
+    </w:p>
+    <w:p>
+      <w:pPr>
+        <w:widowControl/>
+        <w:numPr>
+          <w:ilvl w:val="1"/>
+          <w:numId w:val="30"/>
+        </w:numPr>
+        <w:spacing w:before="100" w:beforeAutospacing="1" w:after="100" w:afterAutospacing="1" w:line="240" w:lineRule="auto"/>
+        <w:rPr>
+          <w:rFonts w:ascii="PMingLiU" w:eastAsia="PMingLiU" w:hAnsi="PMingLiU" w:cs="PMingLiU"/>
+          <w:kern w:val="0"/>
+        </w:rPr>
+      </w:pPr>
+      <w:r>
+        <w:rPr>
+          <w:rFonts w:ascii="PMingLiU" w:eastAsia="PMingLiU" w:hAnsi="PMingLiU" w:cs="PMingLiU"/>
+          <w:b/>
+          <w:bCs/>
+          <w:kern w:val="0"/>
+        </w:rPr>
+        <w:t>社群合作：</w:t>
+      </w:r>
+      <w:r>
+        <w:rPr>
+          <w:rFonts w:ascii="PMingLiU" w:eastAsia="PMingLiU" w:hAnsi="PMingLiU" w:cs="PMingLiU"/>
+          <w:kern w:val="0"/>
+        </w:rPr>
+        <w:t xml:space="preserve"> 與校內日文系或日文社團合作進行 Beta 測試。</w:t>
+      </w:r>
+    </w:p>
+    <w:p>
+      <w:pPr>
+        <w:widowControl/>
+        <w:numPr>
+          <w:ilvl w:val="1"/>
+          <w:numId w:val="30"/>
+        </w:numPr>
+        <w:spacing w:before="100" w:beforeAutospacing="1" w:after="100" w:afterAutospacing="1" w:line="240" w:lineRule="auto"/>
+        <w:rPr>
+          <w:rFonts w:ascii="PMingLiU" w:eastAsia="PMingLiU" w:hAnsi="PMingLiU" w:cs="PMingLiU"/>
+          <w:kern w:val="0"/>
+        </w:rPr>
+      </w:pPr>
+      <w:r>
+        <w:rPr>
+          <w:rFonts w:ascii="PMingLiU" w:eastAsia="PMingLiU" w:hAnsi="PMingLiU" w:cs="PMingLiU"/>
+          <w:b/>
+          <w:bCs/>
+          <w:kern w:val="0"/>
+        </w:rPr>
+        <w:t>SEO 與內容行銷：</w:t>
+      </w:r>
+      <w:r>
+        <w:rPr>
+          <w:rFonts w:ascii="PMingLiU" w:eastAsia="PMingLiU" w:hAnsi="PMingLiU" w:cs="PMingLiU"/>
+          <w:kern w:val="0"/>
+        </w:rPr>
+        <w:t xml:space="preserve"> 撰寫關於「如何克服日語口說恐懼」的教學文章，引導下載 App。</w:t>
+      </w:r>
+    </w:p>
+    <w:p>
+      <w:pPr>
+        <w:widowControl/>
+        <w:spacing w:before="100" w:beforeAutospacing="1" w:after="100" w:afterAutospacing="1"/>
+        <w:outlineLvl w:val="2"/>
+        <w:rPr>
+          <w:rFonts w:ascii="PMingLiU" w:eastAsia="PMingLiU" w:hAnsi="PMingLiU" w:cs="PMingLiU"/>
+          <w:b/>
+          <w:bCs/>
+          <w:kern w:val="0"/>
+          <w:sz w:val="27"/>
+          <w:szCs w:val="27"/>
+        </w:rPr>
+      </w:pPr>
+      <w:r>
+        <w:rPr>
+          <w:rFonts w:ascii="PMingLiU" w:eastAsia="PMingLiU" w:hAnsi="PMingLiU" w:cs="PMingLiU"/>
+          <w:b/>
+          <w:bCs/>
+          <w:kern w:val="0"/>
+          <w:sz w:val="27"/>
+          <w:szCs w:val="27"/>
+        </w:rPr>
+        <w:t>四、 財務規劃</w:t>
+      </w:r>
+    </w:p>
+    <w:p>
+      <w:pPr>
+        <w:widowControl/>
+        <w:numPr>
+          <w:ilvl w:val="0"/>
+          <w:numId w:val="31"/>
+        </w:numPr>
+        <w:spacing w:before="100" w:beforeAutospacing="1" w:after="100" w:afterAutospacing="1" w:line="240" w:lineRule="auto"/>
+        <w:rPr>
+          <w:rFonts w:ascii="PMingLiU" w:eastAsia="PMingLiU" w:hAnsi="PMingLiU" w:cs="PMingLiU"/>
+          <w:kern w:val="0"/>
+        </w:rPr>
+      </w:pPr>
+      <w:r>
+        <w:rPr>
+          <w:rFonts w:ascii="PMingLiU" w:eastAsia="PMingLiU" w:hAnsi="PMingLiU" w:cs="PMingLiU"/>
+          <w:b/>
+          <w:bCs/>
+          <w:kern w:val="0"/>
+        </w:rPr>
+        <w:t>預估損益表：</w:t>
+      </w:r>
+      <w:r>
+        <w:rPr>
+          <w:rFonts w:ascii="PMingLiU" w:eastAsia="PMingLiU" w:hAnsi="PMingLiU" w:cs="PMingLiU"/>
+          <w:kern w:val="0"/>
+        </w:rPr>
+        <w:t xml:space="preserve"> * </w:t>
+      </w:r>
+      <w:r>
+        <w:rPr>
+          <w:rFonts w:ascii="PMingLiU" w:eastAsia="PMingLiU" w:hAnsi="PMingLiU" w:cs="PMingLiU"/>
+          <w:b/>
+          <w:bCs/>
+          <w:kern w:val="0"/>
+        </w:rPr>
+        <w:t>支出：</w:t>
+      </w:r>
+      <w:r>
+        <w:rPr>
+          <w:rFonts w:ascii="PMingLiU" w:eastAsia="PMingLiU" w:hAnsi="PMingLiU" w:cs="PMingLiU"/>
+          <w:kern w:val="0"/>
+        </w:rPr>
+        <w:t xml:space="preserve"> API 使用費（Gemini Tokens）、伺服器託管（如 Firebase 或 AWS）、開發者帳號維護費。</w:t>
+      </w:r>
+    </w:p>
+    <w:p>
+      <w:pPr>
+        <w:widowControl/>
+        <w:numPr>
+          <w:ilvl w:val="1"/>
+          <w:numId w:val="31"/>
+        </w:numPr>
+        <w:spacing w:before="100" w:beforeAutospacing="1" w:after="100" w:afterAutospacing="1" w:line="240" w:lineRule="auto"/>
+        <w:rPr>
+          <w:rFonts w:ascii="PMingLiU" w:eastAsia="PMingLiU" w:hAnsi="PMingLiU" w:cs="PMingLiU"/>
+          <w:kern w:val="0"/>
+        </w:rPr>
+      </w:pPr>
+      <w:r>
+        <w:rPr>
+          <w:rFonts w:ascii="PMingLiU" w:eastAsia="PMingLiU" w:hAnsi="PMingLiU" w:cs="PMingLiU"/>
+          <w:b/>
+          <w:bCs/>
+          <w:kern w:val="0"/>
+        </w:rPr>
+        <w:t>收入：</w:t>
+      </w:r>
+      <w:r>
+        <w:rPr>
+          <w:rFonts w:ascii="PMingLiU" w:eastAsia="PMingLiU" w:hAnsi="PMingLiU" w:cs="PMingLiU"/>
+          <w:kern w:val="0"/>
+        </w:rPr>
+        <w:t xml:space="preserve"> </w:t>
+      </w:r>
+      <w:proofErr w:type="gramStart"/>
+      <w:r>
+        <w:rPr>
+          <w:rFonts w:ascii="PMingLiU" w:eastAsia="PMingLiU" w:hAnsi="PMingLiU" w:cs="PMingLiU"/>
+          <w:kern w:val="0"/>
+        </w:rPr>
+        <w:t>訂閱制月費</w:t>
+      </w:r>
+      <w:proofErr w:type="gramEnd"/>
+      <w:r>
+        <w:rPr>
+          <w:rFonts w:ascii="PMingLiU" w:eastAsia="PMingLiU" w:hAnsi="PMingLiU" w:cs="PMingLiU"/>
+          <w:kern w:val="0"/>
+        </w:rPr>
+        <w:t>、廣告收入（免費版）、特定主題包一次性購買。</w:t>
+      </w:r>
+    </w:p>
+    <w:p>
+      <w:pPr>
+        <w:widowControl/>
+        <w:numPr>
+          <w:ilvl w:val="0"/>
+          <w:numId w:val="31"/>
+        </w:numPr>
+        <w:spacing w:before="100" w:beforeAutospacing="1" w:after="100" w:afterAutospacing="1" w:line="240" w:lineRule="auto"/>
+        <w:rPr>
+          <w:rFonts w:ascii="PMingLiU" w:eastAsia="PMingLiU" w:hAnsi="PMingLiU" w:cs="PMingLiU"/>
+          <w:kern w:val="0"/>
+        </w:rPr>
+      </w:pPr>
+      <w:r>
+        <w:rPr>
+          <w:rFonts w:ascii="PMingLiU" w:eastAsia="PMingLiU" w:hAnsi="PMingLiU" w:cs="PMingLiU"/>
+          <w:b/>
+          <w:bCs/>
+          <w:kern w:val="0"/>
+        </w:rPr>
+        <w:t>預估資產負債表：</w:t>
+      </w:r>
+      <w:r>
+        <w:rPr>
+          <w:rFonts w:ascii="PMingLiU" w:eastAsia="PMingLiU" w:hAnsi="PMingLiU" w:cs="PMingLiU"/>
+          <w:kern w:val="0"/>
+        </w:rPr>
+        <w:t xml:space="preserve"> 列出開發用的硬體設備、軟體著作權（App 源碼）做為無形資產。</w:t>
+      </w:r>
+    </w:p>
+    <w:p>
+      <w:pPr>
+        <w:widowControl/>
+        <w:spacing w:before="100" w:beforeAutospacing="1" w:after="100" w:afterAutospacing="1"/>
+        <w:outlineLvl w:val="2"/>
+        <w:rPr>
+          <w:rFonts w:ascii="PMingLiU" w:eastAsia="PMingLiU" w:hAnsi="PMingLiU" w:cs="PMingLiU"/>
+          <w:b/>
+          <w:bCs/>
+          <w:kern w:val="0"/>
+          <w:sz w:val="27"/>
+          <w:szCs w:val="27"/>
+        </w:rPr>
+      </w:pPr>
+      <w:r>
+        <w:rPr>
+          <w:rFonts w:ascii="PMingLiU" w:eastAsia="PMingLiU" w:hAnsi="PMingLiU" w:cs="PMingLiU"/>
+          <w:b/>
+          <w:bCs/>
+          <w:kern w:val="0"/>
+          <w:sz w:val="27"/>
+          <w:szCs w:val="27"/>
+        </w:rPr>
+        <w:t>五、 預期效益與結論</w:t>
+      </w:r>
+    </w:p>
+    <w:p>
+      <w:pPr>
+        <w:widowControl/>
+        <w:numPr>
+          <w:ilvl w:val="0"/>
+          <w:numId w:val="32"/>
+        </w:numPr>
+        <w:spacing w:before="100" w:beforeAutospacing="1" w:after="100" w:afterAutospacing="1" w:line="240" w:lineRule="auto"/>
+        <w:rPr>
+          <w:rFonts w:ascii="PMingLiU" w:eastAsia="PMingLiU" w:hAnsi="PMingLiU" w:cs="PMingLiU"/>
+          <w:kern w:val="0"/>
+        </w:rPr>
+      </w:pPr>
+      <w:r>
+        <w:rPr>
+          <w:rFonts w:ascii="PMingLiU" w:eastAsia="PMingLiU" w:hAnsi="PMingLiU" w:cs="PMingLiU"/>
+          <w:b/>
+          <w:bCs/>
+          <w:kern w:val="0"/>
+        </w:rPr>
+        <w:t>效益說明：</w:t>
+      </w:r>
+      <w:r>
+        <w:rPr>
+          <w:rFonts w:ascii="PMingLiU" w:eastAsia="PMingLiU" w:hAnsi="PMingLiU" w:cs="PMingLiU"/>
+          <w:kern w:val="0"/>
+        </w:rPr>
+        <w:t xml:space="preserve"> * </w:t>
+      </w:r>
+      <w:r>
+        <w:rPr>
+          <w:rFonts w:ascii="PMingLiU" w:eastAsia="PMingLiU" w:hAnsi="PMingLiU" w:cs="PMingLiU"/>
+          <w:b/>
+          <w:bCs/>
+          <w:kern w:val="0"/>
+        </w:rPr>
+        <w:t>量化：</w:t>
+      </w:r>
+      <w:r>
+        <w:rPr>
+          <w:rFonts w:ascii="PMingLiU" w:eastAsia="PMingLiU" w:hAnsi="PMingLiU" w:cs="PMingLiU"/>
+          <w:kern w:val="0"/>
+        </w:rPr>
+        <w:t xml:space="preserve"> 目標第一年達成 5,000 次下載，使用者平均每日留存時間 15 分鐘。</w:t>
+      </w:r>
+    </w:p>
+    <w:p>
+      <w:pPr>
+        <w:widowControl/>
+        <w:numPr>
+          <w:ilvl w:val="1"/>
+          <w:numId w:val="32"/>
+        </w:numPr>
+        <w:spacing w:before="100" w:beforeAutospacing="1" w:after="100" w:afterAutospacing="1" w:line="240" w:lineRule="auto"/>
+        <w:rPr>
+          <w:rFonts w:ascii="PMingLiU" w:eastAsia="PMingLiU" w:hAnsi="PMingLiU" w:cs="PMingLiU"/>
+          <w:kern w:val="0"/>
+        </w:rPr>
+      </w:pPr>
+      <w:r>
+        <w:rPr>
+          <w:rFonts w:ascii="PMingLiU" w:eastAsia="PMingLiU" w:hAnsi="PMingLiU" w:cs="PMingLiU"/>
+          <w:b/>
+          <w:bCs/>
+          <w:kern w:val="0"/>
+        </w:rPr>
+        <w:t>質化：</w:t>
+      </w:r>
+      <w:r>
+        <w:rPr>
+          <w:rFonts w:ascii="PMingLiU" w:eastAsia="PMingLiU" w:hAnsi="PMingLiU" w:cs="PMingLiU"/>
+          <w:kern w:val="0"/>
+        </w:rPr>
+        <w:t xml:space="preserve"> 解決學習者開口難的問題，打造數位時代的虛擬語言交換環境。</w:t>
+      </w:r>
+    </w:p>
+    <w:p>
+      <w:pPr>
+        <w:widowControl/>
+        <w:numPr>
+          <w:ilvl w:val="0"/>
+          <w:numId w:val="32"/>
+        </w:numPr>
+        <w:spacing w:before="100" w:beforeAutospacing="1" w:after="100" w:afterAutospacing="1" w:line="240" w:lineRule="auto"/>
+        <w:rPr>
+          <w:rFonts w:ascii="PMingLiU" w:eastAsia="PMingLiU" w:hAnsi="PMingLiU" w:cs="PMingLiU"/>
+          <w:kern w:val="0"/>
+        </w:rPr>
+      </w:pPr>
+      <w:r>
+        <w:rPr>
+          <w:rFonts w:ascii="PMingLiU" w:eastAsia="PMingLiU" w:hAnsi="PMingLiU" w:cs="PMingLiU"/>
+          <w:b/>
+          <w:bCs/>
+          <w:kern w:val="0"/>
+        </w:rPr>
+        <w:t>潛在風險：</w:t>
+      </w:r>
+      <w:r>
+        <w:rPr>
+          <w:rFonts w:ascii="PMingLiU" w:eastAsia="PMingLiU" w:hAnsi="PMingLiU" w:cs="PMingLiU"/>
+          <w:kern w:val="0"/>
+        </w:rPr>
+        <w:t xml:space="preserve"> * </w:t>
+      </w:r>
+      <w:r>
+        <w:rPr>
+          <w:rFonts w:ascii="PMingLiU" w:eastAsia="PMingLiU" w:hAnsi="PMingLiU" w:cs="PMingLiU"/>
+          <w:b/>
+          <w:bCs/>
+          <w:kern w:val="0"/>
+        </w:rPr>
+        <w:t>技術風險：</w:t>
+      </w:r>
+      <w:r>
+        <w:rPr>
+          <w:rFonts w:ascii="PMingLiU" w:eastAsia="PMingLiU" w:hAnsi="PMingLiU" w:cs="PMingLiU"/>
+          <w:kern w:val="0"/>
+        </w:rPr>
+        <w:t xml:space="preserve"> AI 生成內容可能出現幻覺（Hallucination）或語法錯誤（需建立驗證層）。</w:t>
+      </w:r>
+    </w:p>
+    <w:p>
+      <w:pPr>
+        <w:widowControl/>
+        <w:numPr>
+          <w:ilvl w:val="1"/>
+          <w:numId w:val="32"/>
+        </w:numPr>
+        <w:spacing w:before="100" w:beforeAutospacing="1" w:after="100" w:afterAutospacing="1" w:line="240" w:lineRule="auto"/>
+        <w:rPr>
+          <w:rFonts w:ascii="PMingLiU" w:eastAsia="PMingLiU" w:hAnsi="PMingLiU" w:cs="PMingLiU"/>
+          <w:kern w:val="0"/>
+        </w:rPr>
+      </w:pPr>
+      <w:r>
+        <w:rPr>
+          <w:rFonts w:ascii="PMingLiU" w:eastAsia="PMingLiU" w:hAnsi="PMingLiU" w:cs="PMingLiU"/>
+          <w:b/>
+          <w:bCs/>
+          <w:kern w:val="0"/>
+        </w:rPr>
+        <w:t>營運風險：</w:t>
+      </w:r>
+      <w:r>
+        <w:rPr>
+          <w:rFonts w:ascii="PMingLiU" w:eastAsia="PMingLiU" w:hAnsi="PMingLiU" w:cs="PMingLiU"/>
+          <w:kern w:val="0"/>
+        </w:rPr>
+        <w:t xml:space="preserve"> API 成本隨使用者增加而大幅上升（需優化 Prompt 長度）。</w:t>
+      </w:r>
+    </w:p>
+    <w:p>
+      <w:pPr>
+        <w:widowControl/>
+        <w:numPr>
+          <w:ilvl w:val="0"/>
+          <w:numId w:val="32"/>
+        </w:numPr>
+        <w:spacing w:before="100" w:beforeAutospacing="1" w:after="100" w:afterAutospacing="1" w:line="240" w:lineRule="auto"/>
+        <w:rPr>
+          <w:rFonts w:ascii="PMingLiU" w:eastAsia="PMingLiU" w:hAnsi="PMingLiU" w:cs="PMingLiU"/>
+          <w:kern w:val="0"/>
+        </w:rPr>
+      </w:pPr>
+      <w:r>
+        <w:rPr>
+          <w:rFonts w:ascii="PMingLiU" w:eastAsia="PMingLiU" w:hAnsi="PMingLiU" w:cs="PMingLiU"/>
+          <w:b/>
+          <w:bCs/>
+          <w:kern w:val="0"/>
+        </w:rPr>
+        <w:t>創業計畫結論：</w:t>
+      </w:r>
+      <w:r>
+        <w:rPr>
+          <w:rFonts w:ascii="PMingLiU" w:eastAsia="PMingLiU" w:hAnsi="PMingLiU" w:cs="PMingLiU"/>
+          <w:kern w:val="0"/>
+        </w:rPr>
+        <w:t xml:space="preserve"> 本專案成功整合生成式 AI 技術與行動開發框架，在 EdTech 領域具有極高的實作性與市場切入點，是解決現代日語學習痛點的高效方案。</w:t>
+      </w:r>
+    </w:p>
+    <w:p>
+      <w:pPr>
+        <w:jc w:val="center"/>
+        <w:rPr>
+          <w:sz w:val="52"/>
+          <w:szCs w:val="52"/>
+        </w:rPr>
+      </w:pPr>
+    </w:p>
+    <w:p>
+      <w:pPr>
+        <w:spacing w:after="0" w:line="240" w:lineRule="auto"/>
+        <w:jc w:val="center"/>
+        <w:rPr>
+          <w:rFonts w:ascii="Microsoft JhengHei" w:eastAsia="Microsoft JhengHei" w:hAnsi="Microsoft JhengHei" w:cs="Arial"/>
+          <w:kern w:val="0"/>
+          <w14:ligatures w14:val="none"/>
+        </w:rPr>
+      </w:pPr>
+    </w:p>
+    <w:p>
+      <w:pPr>
+        <w:spacing w:after="0" w:line="240" w:lineRule="auto"/>
+        <w:jc w:val="center"/>
+        <w:rPr>
+          <w:rFonts w:ascii="Microsoft JhengHei" w:eastAsia="Microsoft JhengHei" w:hAnsi="Microsoft JhengHei" w:cs="Arial"/>
+          <w:kern w:val="0"/>
+          <w14:ligatures w14:val="none"/>
+        </w:rPr>
+      </w:pPr>
+    </w:p>
+    <w:p>
+      <w:pPr>
+        <w:spacing w:after="0" w:line="240" w:lineRule="auto"/>
+        <w:jc w:val="center"/>
+        <w:rPr>
+          <w:rFonts w:ascii="Microsoft JhengHei" w:eastAsia="Microsoft JhengHei" w:hAnsi="Microsoft JhengHei" w:cs="Arial"/>
+          <w:kern w:val="0"/>
+          <w14:ligatures w14:val="none"/>
+        </w:rPr>
+      </w:pPr>
+    </w:p>
+    <w:p>
+      <w:pPr>
+        <w:spacing w:after="0" w:line="240" w:lineRule="auto"/>
+        <w:jc w:val="center"/>
+        <w:rPr>
+          <w:rFonts w:ascii="Microsoft JhengHei" w:eastAsia="Microsoft JhengHei" w:hAnsi="Microsoft JhengHei" w:cs="Arial"/>
+          <w:kern w:val="0"/>
+          <w14:ligatures w14:val="none"/>
+        </w:rPr>
+      </w:pPr>
+    </w:p>
+    <w:p>
+      <w:pPr>
+        <w:spacing w:after="0" w:line="240" w:lineRule="auto"/>
+        <w:jc w:val="center"/>
+        <w:rPr>
+          <w:rFonts w:ascii="Microsoft JhengHei" w:eastAsia="Microsoft JhengHei" w:hAnsi="Microsoft JhengHei" w:cs="Times New Roman" w:hint="eastAsia"/>
           <w:sz w:val="36"/>
           <w:szCs w:val="36"/>
           <w14:ligatures w14:val="none"/>
         </w:rPr>
       </w:pPr>
-      <w:r>
-        <w:rPr>
-          <w:rFonts w:ascii="Microsoft JhengHei" w:eastAsia="Microsoft JhengHei" w:hAnsi="Microsoft JhengHei" w:cs="Arial" w:hint="eastAsia"/>
-          <w:kern w:val="0"/>
-          <w14:ligatures w14:val="none"/>
-        </w:rPr>
-        <w:t>創新</w:t>
-      </w:r>
-      <w:proofErr w:type="gramStart"/>
-      <w:r>
-        <w:rPr>
-          <w:rFonts w:ascii="Microsoft JhengHei" w:eastAsia="Microsoft JhengHei" w:hAnsi="Microsoft JhengHei" w:cs="Arial" w:hint="eastAsia"/>
-          <w:kern w:val="0"/>
-          <w14:ligatures w14:val="none"/>
-        </w:rPr>
-        <w:t>計畫書請附</w:t>
-      </w:r>
-      <w:proofErr w:type="gramEnd"/>
-      <w:r>
-        <w:rPr>
-          <w:rFonts w:ascii="Microsoft JhengHei" w:eastAsia="Microsoft JhengHei" w:hAnsi="Microsoft JhengHei" w:cs="Arial" w:hint="eastAsia"/>
-          <w:kern w:val="0"/>
-          <w14:ligatures w14:val="none"/>
-        </w:rPr>
-        <w:t>於本表格後，以pdf檔上傳報名，</w:t>
-      </w:r>
-      <w:r>
-        <w:rPr>
-          <w:rFonts w:ascii="Microsoft JhengHei" w:eastAsia="Microsoft JhengHei" w:hAnsi="Microsoft JhengHei" w:cs="Arial"/>
-          <w:kern w:val="0"/>
-          <w14:ligatures w14:val="none"/>
-        </w:rPr>
-        <w:t>12級</w:t>
-      </w:r>
-      <w:r>
-        <w:rPr>
-          <w:rFonts w:ascii="Microsoft JhengHei" w:eastAsia="Microsoft JhengHei" w:hAnsi="Microsoft JhengHei" w:cs="Arial" w:hint="eastAsia"/>
-          <w:kern w:val="0"/>
-          <w14:ligatures w14:val="none"/>
-        </w:rPr>
-        <w:t>以上字</w:t>
-      </w:r>
-      <w:r>
-        <w:rPr>
-          <w:rFonts w:ascii="Microsoft JhengHei" w:eastAsia="Microsoft JhengHei" w:hAnsi="Microsoft JhengHei" w:cs="Arial"/>
-          <w:kern w:val="0"/>
-          <w14:ligatures w14:val="none"/>
-        </w:rPr>
-        <w:t>體</w:t>
-      </w:r>
-      <w:r>
-        <w:rPr>
-          <w:rFonts w:ascii="Microsoft JhengHei" w:eastAsia="Microsoft JhengHei" w:hAnsi="Microsoft JhengHei" w:cs="Arial" w:hint="eastAsia"/>
-          <w:kern w:val="0"/>
-          <w14:ligatures w14:val="none"/>
-        </w:rPr>
-        <w:t>、內文建議不超過</w:t>
-      </w:r>
-      <w:r>
-        <w:rPr>
-          <w:rFonts w:ascii="Microsoft JhengHei" w:eastAsia="Microsoft JhengHei" w:hAnsi="Microsoft JhengHei" w:cs="Arial"/>
-          <w:kern w:val="0"/>
-          <w14:ligatures w14:val="none"/>
-        </w:rPr>
-        <w:t>2</w:t>
-      </w:r>
-      <w:r>
-        <w:rPr>
-          <w:rFonts w:ascii="Microsoft JhengHei" w:eastAsia="Microsoft JhengHei" w:hAnsi="Microsoft JhengHei" w:cs="Arial" w:hint="eastAsia"/>
-          <w:kern w:val="0"/>
-          <w14:ligatures w14:val="none"/>
-        </w:rPr>
-        <w:t>0頁。</w:t>
-      </w:r>
     </w:p>
     <w:sectPr>
       <w:headerReference w:type="default" r:id="rId8"/>
@@ -1943,6 +3287,155 @@
     </w:lvl>
   </w:abstractNum>
   <w:abstractNum w:abstractNumId="5" w15:restartNumberingAfterBreak="0">
+    <w:nsid w:val="0A5D3126"/>
+    <w:multiLevelType w:val="multilevel"/>
+    <w:tmpl w:val="52B2CCC0"/>
+    <w:lvl w:ilvl="0">
+      <w:start w:val="1"/>
+      <w:numFmt w:val="bullet"/>
+      <w:lvlText w:val=""/>
+      <w:lvlJc w:val="left"/>
+      <w:pPr>
+        <w:tabs>
+          <w:tab w:val="num" w:pos="720"/>
+        </w:tabs>
+        <w:ind w:left="720" w:hanging="360"/>
+      </w:pPr>
+      <w:rPr>
+        <w:rFonts w:ascii="Symbol" w:hAnsi="Symbol" w:hint="default"/>
+        <w:sz w:val="20"/>
+      </w:rPr>
+    </w:lvl>
+    <w:lvl w:ilvl="1">
+      <w:start w:val="1"/>
+      <w:numFmt w:val="bullet"/>
+      <w:lvlText w:val="o"/>
+      <w:lvlJc w:val="left"/>
+      <w:pPr>
+        <w:tabs>
+          <w:tab w:val="num" w:pos="1440"/>
+        </w:tabs>
+        <w:ind w:left="1440" w:hanging="360"/>
+      </w:pPr>
+      <w:rPr>
+        <w:rFonts w:ascii="Courier New" w:hAnsi="Courier New" w:hint="default"/>
+        <w:sz w:val="20"/>
+      </w:rPr>
+    </w:lvl>
+    <w:lvl w:ilvl="2" w:tentative="1">
+      <w:start w:val="1"/>
+      <w:numFmt w:val="bullet"/>
+      <w:lvlText w:val=""/>
+      <w:lvlJc w:val="left"/>
+      <w:pPr>
+        <w:tabs>
+          <w:tab w:val="num" w:pos="2160"/>
+        </w:tabs>
+        <w:ind w:left="2160" w:hanging="360"/>
+      </w:pPr>
+      <w:rPr>
+        <w:rFonts w:ascii="Wingdings" w:hAnsi="Wingdings" w:hint="default"/>
+        <w:sz w:val="20"/>
+      </w:rPr>
+    </w:lvl>
+    <w:lvl w:ilvl="3" w:tentative="1">
+      <w:start w:val="1"/>
+      <w:numFmt w:val="bullet"/>
+      <w:lvlText w:val=""/>
+      <w:lvlJc w:val="left"/>
+      <w:pPr>
+        <w:tabs>
+          <w:tab w:val="num" w:pos="2880"/>
+        </w:tabs>
+        <w:ind w:left="2880" w:hanging="360"/>
+      </w:pPr>
+      <w:rPr>
+        <w:rFonts w:ascii="Wingdings" w:hAnsi="Wingdings" w:hint="default"/>
+        <w:sz w:val="20"/>
+      </w:rPr>
+    </w:lvl>
+    <w:lvl w:ilvl="4" w:tentative="1">
+      <w:start w:val="1"/>
+      <w:numFmt w:val="bullet"/>
+      <w:lvlText w:val=""/>
+      <w:lvlJc w:val="left"/>
+      <w:pPr>
+        <w:tabs>
+          <w:tab w:val="num" w:pos="3600"/>
+        </w:tabs>
+        <w:ind w:left="3600" w:hanging="360"/>
+      </w:pPr>
+      <w:rPr>
+        <w:rFonts w:ascii="Wingdings" w:hAnsi="Wingdings" w:hint="default"/>
+        <w:sz w:val="20"/>
+      </w:rPr>
+    </w:lvl>
+    <w:lvl w:ilvl="5" w:tentative="1">
+      <w:start w:val="1"/>
+      <w:numFmt w:val="bullet"/>
+      <w:lvlText w:val=""/>
+      <w:lvlJc w:val="left"/>
+      <w:pPr>
+        <w:tabs>
+          <w:tab w:val="num" w:pos="4320"/>
+        </w:tabs>
+        <w:ind w:left="4320" w:hanging="360"/>
+      </w:pPr>
+      <w:rPr>
+        <w:rFonts w:ascii="Wingdings" w:hAnsi="Wingdings" w:hint="default"/>
+        <w:sz w:val="20"/>
+      </w:rPr>
+    </w:lvl>
+    <w:lvl w:ilvl="6" w:tentative="1">
+      <w:start w:val="1"/>
+      <w:numFmt w:val="bullet"/>
+      <w:lvlText w:val=""/>
+      <w:lvlJc w:val="left"/>
+      <w:pPr>
+        <w:tabs>
+          <w:tab w:val="num" w:pos="5040"/>
+        </w:tabs>
+        <w:ind w:left="5040" w:hanging="360"/>
+      </w:pPr>
+      <w:rPr>
+        <w:rFonts w:ascii="Wingdings" w:hAnsi="Wingdings" w:hint="default"/>
+        <w:sz w:val="20"/>
+      </w:rPr>
+    </w:lvl>
+    <w:lvl w:ilvl="7" w:tentative="1">
+      <w:start w:val="1"/>
+      <w:numFmt w:val="bullet"/>
+      <w:lvlText w:val=""/>
+      <w:lvlJc w:val="left"/>
+      <w:pPr>
+        <w:tabs>
+          <w:tab w:val="num" w:pos="5760"/>
+        </w:tabs>
+        <w:ind w:left="5760" w:hanging="360"/>
+      </w:pPr>
+      <w:rPr>
+        <w:rFonts w:ascii="Wingdings" w:hAnsi="Wingdings" w:hint="default"/>
+        <w:sz w:val="20"/>
+      </w:rPr>
+    </w:lvl>
+    <w:lvl w:ilvl="8" w:tentative="1">
+      <w:start w:val="1"/>
+      <w:numFmt w:val="bullet"/>
+      <w:lvlText w:val=""/>
+      <w:lvlJc w:val="left"/>
+      <w:pPr>
+        <w:tabs>
+          <w:tab w:val="num" w:pos="6480"/>
+        </w:tabs>
+        <w:ind w:left="6480" w:hanging="360"/>
+      </w:pPr>
+      <w:rPr>
+        <w:rFonts w:ascii="Wingdings" w:hAnsi="Wingdings" w:hint="default"/>
+        <w:sz w:val="20"/>
+      </w:rPr>
+    </w:lvl>
+  </w:abstractNum>
+  <w:abstractNum w:abstractNumId="6" w15:restartNumberingAfterBreak="0">
     <w:nsid w:val="0E6F6BF2"/>
     <w:multiLevelType w:val="hybridMultilevel"/>
     <w:tmpl w:val="0338BBE8"/>
@@ -2028,7 +3521,7 @@
       </w:pPr>
     </w:lvl>
   </w:abstractNum>
-  <w:abstractNum w:abstractNumId="6" w15:restartNumberingAfterBreak="0">
+  <w:abstractNum w:abstractNumId="7" w15:restartNumberingAfterBreak="0">
     <w:nsid w:val="15934AD0"/>
     <w:multiLevelType w:val="hybridMultilevel"/>
     <w:tmpl w:val="839460E4"/>
@@ -2117,7 +3610,7 @@
       </w:pPr>
     </w:lvl>
   </w:abstractNum>
-  <w:abstractNum w:abstractNumId="7" w15:restartNumberingAfterBreak="0">
+  <w:abstractNum w:abstractNumId="8" w15:restartNumberingAfterBreak="0">
     <w:nsid w:val="19F46BDF"/>
     <w:multiLevelType w:val="hybridMultilevel"/>
     <w:tmpl w:val="5A42EAE6"/>
@@ -2206,7 +3699,7 @@
       </w:pPr>
     </w:lvl>
   </w:abstractNum>
-  <w:abstractNum w:abstractNumId="8" w15:restartNumberingAfterBreak="0">
+  <w:abstractNum w:abstractNumId="9" w15:restartNumberingAfterBreak="0">
     <w:nsid w:val="1BE25C56"/>
     <w:multiLevelType w:val="multilevel"/>
     <w:tmpl w:val="DCB474B2"/>
@@ -2324,7 +3817,7 @@
       </w:rPr>
     </w:lvl>
   </w:abstractNum>
-  <w:abstractNum w:abstractNumId="9" w15:restartNumberingAfterBreak="0">
+  <w:abstractNum w:abstractNumId="10" w15:restartNumberingAfterBreak="0">
     <w:nsid w:val="1C157B15"/>
     <w:multiLevelType w:val="hybridMultilevel"/>
     <w:tmpl w:val="79008046"/>
@@ -2414,7 +3907,156 @@
       </w:pPr>
     </w:lvl>
   </w:abstractNum>
-  <w:abstractNum w:abstractNumId="10" w15:restartNumberingAfterBreak="0">
+  <w:abstractNum w:abstractNumId="11" w15:restartNumberingAfterBreak="0">
+    <w:nsid w:val="21305C10"/>
+    <w:multiLevelType w:val="multilevel"/>
+    <w:tmpl w:val="26CCAB06"/>
+    <w:lvl w:ilvl="0">
+      <w:start w:val="1"/>
+      <w:numFmt w:val="bullet"/>
+      <w:lvlText w:val=""/>
+      <w:lvlJc w:val="left"/>
+      <w:pPr>
+        <w:tabs>
+          <w:tab w:val="num" w:pos="720"/>
+        </w:tabs>
+        <w:ind w:left="720" w:hanging="360"/>
+      </w:pPr>
+      <w:rPr>
+        <w:rFonts w:ascii="Symbol" w:hAnsi="Symbol" w:hint="default"/>
+        <w:sz w:val="20"/>
+      </w:rPr>
+    </w:lvl>
+    <w:lvl w:ilvl="1">
+      <w:start w:val="1"/>
+      <w:numFmt w:val="bullet"/>
+      <w:lvlText w:val="o"/>
+      <w:lvlJc w:val="left"/>
+      <w:pPr>
+        <w:tabs>
+          <w:tab w:val="num" w:pos="1440"/>
+        </w:tabs>
+        <w:ind w:left="1440" w:hanging="360"/>
+      </w:pPr>
+      <w:rPr>
+        <w:rFonts w:ascii="Courier New" w:hAnsi="Courier New" w:hint="default"/>
+        <w:sz w:val="20"/>
+      </w:rPr>
+    </w:lvl>
+    <w:lvl w:ilvl="2" w:tentative="1">
+      <w:start w:val="1"/>
+      <w:numFmt w:val="bullet"/>
+      <w:lvlText w:val=""/>
+      <w:lvlJc w:val="left"/>
+      <w:pPr>
+        <w:tabs>
+          <w:tab w:val="num" w:pos="2160"/>
+        </w:tabs>
+        <w:ind w:left="2160" w:hanging="360"/>
+      </w:pPr>
+      <w:rPr>
+        <w:rFonts w:ascii="Wingdings" w:hAnsi="Wingdings" w:hint="default"/>
+        <w:sz w:val="20"/>
+      </w:rPr>
+    </w:lvl>
+    <w:lvl w:ilvl="3" w:tentative="1">
+      <w:start w:val="1"/>
+      <w:numFmt w:val="bullet"/>
+      <w:lvlText w:val=""/>
+      <w:lvlJc w:val="left"/>
+      <w:pPr>
+        <w:tabs>
+          <w:tab w:val="num" w:pos="2880"/>
+        </w:tabs>
+        <w:ind w:left="2880" w:hanging="360"/>
+      </w:pPr>
+      <w:rPr>
+        <w:rFonts w:ascii="Wingdings" w:hAnsi="Wingdings" w:hint="default"/>
+        <w:sz w:val="20"/>
+      </w:rPr>
+    </w:lvl>
+    <w:lvl w:ilvl="4" w:tentative="1">
+      <w:start w:val="1"/>
+      <w:numFmt w:val="bullet"/>
+      <w:lvlText w:val=""/>
+      <w:lvlJc w:val="left"/>
+      <w:pPr>
+        <w:tabs>
+          <w:tab w:val="num" w:pos="3600"/>
+        </w:tabs>
+        <w:ind w:left="3600" w:hanging="360"/>
+      </w:pPr>
+      <w:rPr>
+        <w:rFonts w:ascii="Wingdings" w:hAnsi="Wingdings" w:hint="default"/>
+        <w:sz w:val="20"/>
+      </w:rPr>
+    </w:lvl>
+    <w:lvl w:ilvl="5" w:tentative="1">
+      <w:start w:val="1"/>
+      <w:numFmt w:val="bullet"/>
+      <w:lvlText w:val=""/>
+      <w:lvlJc w:val="left"/>
+      <w:pPr>
+        <w:tabs>
+          <w:tab w:val="num" w:pos="4320"/>
+        </w:tabs>
+        <w:ind w:left="4320" w:hanging="360"/>
+      </w:pPr>
+      <w:rPr>
+        <w:rFonts w:ascii="Wingdings" w:hAnsi="Wingdings" w:hint="default"/>
+        <w:sz w:val="20"/>
+      </w:rPr>
+    </w:lvl>
+    <w:lvl w:ilvl="6" w:tentative="1">
+      <w:start w:val="1"/>
+      <w:numFmt w:val="bullet"/>
+      <w:lvlText w:val=""/>
+      <w:lvlJc w:val="left"/>
+      <w:pPr>
+        <w:tabs>
+          <w:tab w:val="num" w:pos="5040"/>
+        </w:tabs>
+        <w:ind w:left="5040" w:hanging="360"/>
+      </w:pPr>
+      <w:rPr>
+        <w:rFonts w:ascii="Wingdings" w:hAnsi="Wingdings" w:hint="default"/>
+        <w:sz w:val="20"/>
+      </w:rPr>
+    </w:lvl>
+    <w:lvl w:ilvl="7" w:tentative="1">
+      <w:start w:val="1"/>
+      <w:numFmt w:val="bullet"/>
+      <w:lvlText w:val=""/>
+      <w:lvlJc w:val="left"/>
+      <w:pPr>
+        <w:tabs>
+          <w:tab w:val="num" w:pos="5760"/>
+        </w:tabs>
+        <w:ind w:left="5760" w:hanging="360"/>
+      </w:pPr>
+      <w:rPr>
+        <w:rFonts w:ascii="Wingdings" w:hAnsi="Wingdings" w:hint="default"/>
+        <w:sz w:val="20"/>
+      </w:rPr>
+    </w:lvl>
+    <w:lvl w:ilvl="8" w:tentative="1">
+      <w:start w:val="1"/>
+      <w:numFmt w:val="bullet"/>
+      <w:lvlText w:val=""/>
+      <w:lvlJc w:val="left"/>
+      <w:pPr>
+        <w:tabs>
+          <w:tab w:val="num" w:pos="6480"/>
+        </w:tabs>
+        <w:ind w:left="6480" w:hanging="360"/>
+      </w:pPr>
+      <w:rPr>
+        <w:rFonts w:ascii="Wingdings" w:hAnsi="Wingdings" w:hint="default"/>
+        <w:sz w:val="20"/>
+      </w:rPr>
+    </w:lvl>
+  </w:abstractNum>
+  <w:abstractNum w:abstractNumId="12" w15:restartNumberingAfterBreak="0">
     <w:nsid w:val="25DC1FBE"/>
     <w:multiLevelType w:val="hybridMultilevel"/>
     <w:tmpl w:val="25105B66"/>
@@ -2527,7 +4169,7 @@
       </w:pPr>
     </w:lvl>
   </w:abstractNum>
-  <w:abstractNum w:abstractNumId="11" w15:restartNumberingAfterBreak="0">
+  <w:abstractNum w:abstractNumId="13" w15:restartNumberingAfterBreak="0">
     <w:nsid w:val="2EA40367"/>
     <w:multiLevelType w:val="multilevel"/>
     <w:tmpl w:val="115425A6"/>
@@ -2658,7 +4300,7 @@
       </w:rPr>
     </w:lvl>
   </w:abstractNum>
-  <w:abstractNum w:abstractNumId="12" w15:restartNumberingAfterBreak="0">
+  <w:abstractNum w:abstractNumId="14" w15:restartNumberingAfterBreak="0">
     <w:nsid w:val="37CC5E34"/>
     <w:multiLevelType w:val="hybridMultilevel"/>
     <w:tmpl w:val="B9DE1F70"/>
@@ -2784,7 +4426,7 @@
       </w:rPr>
     </w:lvl>
   </w:abstractNum>
-  <w:abstractNum w:abstractNumId="13" w15:restartNumberingAfterBreak="0">
+  <w:abstractNum w:abstractNumId="15" w15:restartNumberingAfterBreak="0">
     <w:nsid w:val="3AE76657"/>
     <w:multiLevelType w:val="hybridMultilevel"/>
     <w:tmpl w:val="C7FA7236"/>
@@ -2924,7 +4566,7 @@
       </w:rPr>
     </w:lvl>
   </w:abstractNum>
-  <w:abstractNum w:abstractNumId="14" w15:restartNumberingAfterBreak="0">
+  <w:abstractNum w:abstractNumId="16" w15:restartNumberingAfterBreak="0">
     <w:nsid w:val="3CE442D4"/>
     <w:multiLevelType w:val="hybridMultilevel"/>
     <w:tmpl w:val="0338BBE8"/>
@@ -3010,7 +4652,7 @@
       </w:pPr>
     </w:lvl>
   </w:abstractNum>
-  <w:abstractNum w:abstractNumId="15" w15:restartNumberingAfterBreak="0">
+  <w:abstractNum w:abstractNumId="17" w15:restartNumberingAfterBreak="0">
     <w:nsid w:val="41150724"/>
     <w:multiLevelType w:val="hybridMultilevel"/>
     <w:tmpl w:val="3932A46C"/>
@@ -3100,7 +4742,7 @@
       </w:pPr>
     </w:lvl>
   </w:abstractNum>
-  <w:abstractNum w:abstractNumId="16" w15:restartNumberingAfterBreak="0">
+  <w:abstractNum w:abstractNumId="18" w15:restartNumberingAfterBreak="0">
     <w:nsid w:val="41F91C7D"/>
     <w:multiLevelType w:val="hybridMultilevel"/>
     <w:tmpl w:val="409C1DE0"/>
@@ -3223,7 +4865,7 @@
       </w:pPr>
     </w:lvl>
   </w:abstractNum>
-  <w:abstractNum w:abstractNumId="17" w15:restartNumberingAfterBreak="0">
+  <w:abstractNum w:abstractNumId="19" w15:restartNumberingAfterBreak="0">
     <w:nsid w:val="46C246B8"/>
     <w:multiLevelType w:val="hybridMultilevel"/>
     <w:tmpl w:val="66DECB0E"/>
@@ -3317,7 +4959,7 @@
       </w:pPr>
     </w:lvl>
   </w:abstractNum>
-  <w:abstractNum w:abstractNumId="18" w15:restartNumberingAfterBreak="0">
+  <w:abstractNum w:abstractNumId="20" w15:restartNumberingAfterBreak="0">
     <w:nsid w:val="49DE203B"/>
     <w:multiLevelType w:val="hybridMultilevel"/>
     <w:tmpl w:val="2F88F6E0"/>
@@ -3409,7 +5051,7 @@
       </w:pPr>
     </w:lvl>
   </w:abstractNum>
-  <w:abstractNum w:abstractNumId="19" w15:restartNumberingAfterBreak="0">
+  <w:abstractNum w:abstractNumId="21" w15:restartNumberingAfterBreak="0">
     <w:nsid w:val="4AC70508"/>
     <w:multiLevelType w:val="hybridMultilevel"/>
     <w:tmpl w:val="41C22E34"/>
@@ -3498,7 +5140,7 @@
       </w:pPr>
     </w:lvl>
   </w:abstractNum>
-  <w:abstractNum w:abstractNumId="20" w15:restartNumberingAfterBreak="0">
+  <w:abstractNum w:abstractNumId="22" w15:restartNumberingAfterBreak="0">
     <w:nsid w:val="4BC03832"/>
     <w:multiLevelType w:val="hybridMultilevel"/>
     <w:tmpl w:val="25105B66"/>
@@ -3611,7 +5253,156 @@
       </w:pPr>
     </w:lvl>
   </w:abstractNum>
-  <w:abstractNum w:abstractNumId="21" w15:restartNumberingAfterBreak="0">
+  <w:abstractNum w:abstractNumId="23" w15:restartNumberingAfterBreak="0">
+    <w:nsid w:val="507E4742"/>
+    <w:multiLevelType w:val="multilevel"/>
+    <w:tmpl w:val="D5662B42"/>
+    <w:lvl w:ilvl="0">
+      <w:start w:val="1"/>
+      <w:numFmt w:val="bullet"/>
+      <w:lvlText w:val=""/>
+      <w:lvlJc w:val="left"/>
+      <w:pPr>
+        <w:tabs>
+          <w:tab w:val="num" w:pos="720"/>
+        </w:tabs>
+        <w:ind w:left="720" w:hanging="360"/>
+      </w:pPr>
+      <w:rPr>
+        <w:rFonts w:ascii="Symbol" w:hAnsi="Symbol" w:hint="default"/>
+        <w:sz w:val="20"/>
+      </w:rPr>
+    </w:lvl>
+    <w:lvl w:ilvl="1">
+      <w:start w:val="1"/>
+      <w:numFmt w:val="bullet"/>
+      <w:lvlText w:val="o"/>
+      <w:lvlJc w:val="left"/>
+      <w:pPr>
+        <w:tabs>
+          <w:tab w:val="num" w:pos="1440"/>
+        </w:tabs>
+        <w:ind w:left="1440" w:hanging="360"/>
+      </w:pPr>
+      <w:rPr>
+        <w:rFonts w:ascii="Courier New" w:hAnsi="Courier New" w:hint="default"/>
+        <w:sz w:val="20"/>
+      </w:rPr>
+    </w:lvl>
+    <w:lvl w:ilvl="2" w:tentative="1">
+      <w:start w:val="1"/>
+      <w:numFmt w:val="bullet"/>
+      <w:lvlText w:val=""/>
+      <w:lvlJc w:val="left"/>
+      <w:pPr>
+        <w:tabs>
+          <w:tab w:val="num" w:pos="2160"/>
+        </w:tabs>
+        <w:ind w:left="2160" w:hanging="360"/>
+      </w:pPr>
+      <w:rPr>
+        <w:rFonts w:ascii="Wingdings" w:hAnsi="Wingdings" w:hint="default"/>
+        <w:sz w:val="20"/>
+      </w:rPr>
+    </w:lvl>
+    <w:lvl w:ilvl="3" w:tentative="1">
+      <w:start w:val="1"/>
+      <w:numFmt w:val="bullet"/>
+      <w:lvlText w:val=""/>
+      <w:lvlJc w:val="left"/>
+      <w:pPr>
+        <w:tabs>
+          <w:tab w:val="num" w:pos="2880"/>
+        </w:tabs>
+        <w:ind w:left="2880" w:hanging="360"/>
+      </w:pPr>
+      <w:rPr>
+        <w:rFonts w:ascii="Wingdings" w:hAnsi="Wingdings" w:hint="default"/>
+        <w:sz w:val="20"/>
+      </w:rPr>
+    </w:lvl>
+    <w:lvl w:ilvl="4" w:tentative="1">
+      <w:start w:val="1"/>
+      <w:numFmt w:val="bullet"/>
+      <w:lvlText w:val=""/>
+      <w:lvlJc w:val="left"/>
+      <w:pPr>
+        <w:tabs>
+          <w:tab w:val="num" w:pos="3600"/>
+        </w:tabs>
+        <w:ind w:left="3600" w:hanging="360"/>
+      </w:pPr>
+      <w:rPr>
+        <w:rFonts w:ascii="Wingdings" w:hAnsi="Wingdings" w:hint="default"/>
+        <w:sz w:val="20"/>
+      </w:rPr>
+    </w:lvl>
+    <w:lvl w:ilvl="5" w:tentative="1">
+      <w:start w:val="1"/>
+      <w:numFmt w:val="bullet"/>
+      <w:lvlText w:val=""/>
+      <w:lvlJc w:val="left"/>
+      <w:pPr>
+        <w:tabs>
+          <w:tab w:val="num" w:pos="4320"/>
+        </w:tabs>
+        <w:ind w:left="4320" w:hanging="360"/>
+      </w:pPr>
+      <w:rPr>
+        <w:rFonts w:ascii="Wingdings" w:hAnsi="Wingdings" w:hint="default"/>
+        <w:sz w:val="20"/>
+      </w:rPr>
+    </w:lvl>
+    <w:lvl w:ilvl="6" w:tentative="1">
+      <w:start w:val="1"/>
+      <w:numFmt w:val="bullet"/>
+      <w:lvlText w:val=""/>
+      <w:lvlJc w:val="left"/>
+      <w:pPr>
+        <w:tabs>
+          <w:tab w:val="num" w:pos="5040"/>
+        </w:tabs>
+        <w:ind w:left="5040" w:hanging="360"/>
+      </w:pPr>
+      <w:rPr>
+        <w:rFonts w:ascii="Wingdings" w:hAnsi="Wingdings" w:hint="default"/>
+        <w:sz w:val="20"/>
+      </w:rPr>
+    </w:lvl>
+    <w:lvl w:ilvl="7" w:tentative="1">
+      <w:start w:val="1"/>
+      <w:numFmt w:val="bullet"/>
+      <w:lvlText w:val=""/>
+      <w:lvlJc w:val="left"/>
+      <w:pPr>
+        <w:tabs>
+          <w:tab w:val="num" w:pos="5760"/>
+        </w:tabs>
+        <w:ind w:left="5760" w:hanging="360"/>
+      </w:pPr>
+      <w:rPr>
+        <w:rFonts w:ascii="Wingdings" w:hAnsi="Wingdings" w:hint="default"/>
+        <w:sz w:val="20"/>
+      </w:rPr>
+    </w:lvl>
+    <w:lvl w:ilvl="8" w:tentative="1">
+      <w:start w:val="1"/>
+      <w:numFmt w:val="bullet"/>
+      <w:lvlText w:val=""/>
+      <w:lvlJc w:val="left"/>
+      <w:pPr>
+        <w:tabs>
+          <w:tab w:val="num" w:pos="6480"/>
+        </w:tabs>
+        <w:ind w:left="6480" w:hanging="360"/>
+      </w:pPr>
+      <w:rPr>
+        <w:rFonts w:ascii="Wingdings" w:hAnsi="Wingdings" w:hint="default"/>
+        <w:sz w:val="20"/>
+      </w:rPr>
+    </w:lvl>
+  </w:abstractNum>
+  <w:abstractNum w:abstractNumId="24" w15:restartNumberingAfterBreak="0">
     <w:nsid w:val="52EB3FDC"/>
     <w:multiLevelType w:val="hybridMultilevel"/>
     <w:tmpl w:val="5A42EAE6"/>
@@ -3700,7 +5491,7 @@
       </w:pPr>
     </w:lvl>
   </w:abstractNum>
-  <w:abstractNum w:abstractNumId="22" w15:restartNumberingAfterBreak="0">
+  <w:abstractNum w:abstractNumId="25" w15:restartNumberingAfterBreak="0">
     <w:nsid w:val="5AAF2702"/>
     <w:multiLevelType w:val="hybridMultilevel"/>
     <w:tmpl w:val="4BC2A2B4"/>
@@ -3790,7 +5581,156 @@
       </w:pPr>
     </w:lvl>
   </w:abstractNum>
-  <w:abstractNum w:abstractNumId="23" w15:restartNumberingAfterBreak="0">
+  <w:abstractNum w:abstractNumId="26" w15:restartNumberingAfterBreak="0">
+    <w:nsid w:val="5BC5508F"/>
+    <w:multiLevelType w:val="multilevel"/>
+    <w:tmpl w:val="A6F22148"/>
+    <w:lvl w:ilvl="0">
+      <w:start w:val="1"/>
+      <w:numFmt w:val="bullet"/>
+      <w:lvlText w:val=""/>
+      <w:lvlJc w:val="left"/>
+      <w:pPr>
+        <w:tabs>
+          <w:tab w:val="num" w:pos="720"/>
+        </w:tabs>
+        <w:ind w:left="720" w:hanging="360"/>
+      </w:pPr>
+      <w:rPr>
+        <w:rFonts w:ascii="Symbol" w:hAnsi="Symbol" w:hint="default"/>
+        <w:sz w:val="20"/>
+      </w:rPr>
+    </w:lvl>
+    <w:lvl w:ilvl="1">
+      <w:start w:val="1"/>
+      <w:numFmt w:val="bullet"/>
+      <w:lvlText w:val="o"/>
+      <w:lvlJc w:val="left"/>
+      <w:pPr>
+        <w:tabs>
+          <w:tab w:val="num" w:pos="1440"/>
+        </w:tabs>
+        <w:ind w:left="1440" w:hanging="360"/>
+      </w:pPr>
+      <w:rPr>
+        <w:rFonts w:ascii="Courier New" w:hAnsi="Courier New" w:hint="default"/>
+        <w:sz w:val="20"/>
+      </w:rPr>
+    </w:lvl>
+    <w:lvl w:ilvl="2" w:tentative="1">
+      <w:start w:val="1"/>
+      <w:numFmt w:val="bullet"/>
+      <w:lvlText w:val=""/>
+      <w:lvlJc w:val="left"/>
+      <w:pPr>
+        <w:tabs>
+          <w:tab w:val="num" w:pos="2160"/>
+        </w:tabs>
+        <w:ind w:left="2160" w:hanging="360"/>
+      </w:pPr>
+      <w:rPr>
+        <w:rFonts w:ascii="Wingdings" w:hAnsi="Wingdings" w:hint="default"/>
+        <w:sz w:val="20"/>
+      </w:rPr>
+    </w:lvl>
+    <w:lvl w:ilvl="3" w:tentative="1">
+      <w:start w:val="1"/>
+      <w:numFmt w:val="bullet"/>
+      <w:lvlText w:val=""/>
+      <w:lvlJc w:val="left"/>
+      <w:pPr>
+        <w:tabs>
+          <w:tab w:val="num" w:pos="2880"/>
+        </w:tabs>
+        <w:ind w:left="2880" w:hanging="360"/>
+      </w:pPr>
+      <w:rPr>
+        <w:rFonts w:ascii="Wingdings" w:hAnsi="Wingdings" w:hint="default"/>
+        <w:sz w:val="20"/>
+      </w:rPr>
+    </w:lvl>
+    <w:lvl w:ilvl="4" w:tentative="1">
+      <w:start w:val="1"/>
+      <w:numFmt w:val="bullet"/>
+      <w:lvlText w:val=""/>
+      <w:lvlJc w:val="left"/>
+      <w:pPr>
+        <w:tabs>
+          <w:tab w:val="num" w:pos="3600"/>
+        </w:tabs>
+        <w:ind w:left="3600" w:hanging="360"/>
+      </w:pPr>
+      <w:rPr>
+        <w:rFonts w:ascii="Wingdings" w:hAnsi="Wingdings" w:hint="default"/>
+        <w:sz w:val="20"/>
+      </w:rPr>
+    </w:lvl>
+    <w:lvl w:ilvl="5" w:tentative="1">
+      <w:start w:val="1"/>
+      <w:numFmt w:val="bullet"/>
+      <w:lvlText w:val=""/>
+      <w:lvlJc w:val="left"/>
+      <w:pPr>
+        <w:tabs>
+          <w:tab w:val="num" w:pos="4320"/>
+        </w:tabs>
+        <w:ind w:left="4320" w:hanging="360"/>
+      </w:pPr>
+      <w:rPr>
+        <w:rFonts w:ascii="Wingdings" w:hAnsi="Wingdings" w:hint="default"/>
+        <w:sz w:val="20"/>
+      </w:rPr>
+    </w:lvl>
+    <w:lvl w:ilvl="6" w:tentative="1">
+      <w:start w:val="1"/>
+      <w:numFmt w:val="bullet"/>
+      <w:lvlText w:val=""/>
+      <w:lvlJc w:val="left"/>
+      <w:pPr>
+        <w:tabs>
+          <w:tab w:val="num" w:pos="5040"/>
+        </w:tabs>
+        <w:ind w:left="5040" w:hanging="360"/>
+      </w:pPr>
+      <w:rPr>
+        <w:rFonts w:ascii="Wingdings" w:hAnsi="Wingdings" w:hint="default"/>
+        <w:sz w:val="20"/>
+      </w:rPr>
+    </w:lvl>
+    <w:lvl w:ilvl="7" w:tentative="1">
+      <w:start w:val="1"/>
+      <w:numFmt w:val="bullet"/>
+      <w:lvlText w:val=""/>
+      <w:lvlJc w:val="left"/>
+      <w:pPr>
+        <w:tabs>
+          <w:tab w:val="num" w:pos="5760"/>
+        </w:tabs>
+        <w:ind w:left="5760" w:hanging="360"/>
+      </w:pPr>
+      <w:rPr>
+        <w:rFonts w:ascii="Wingdings" w:hAnsi="Wingdings" w:hint="default"/>
+        <w:sz w:val="20"/>
+      </w:rPr>
+    </w:lvl>
+    <w:lvl w:ilvl="8" w:tentative="1">
+      <w:start w:val="1"/>
+      <w:numFmt w:val="bullet"/>
+      <w:lvlText w:val=""/>
+      <w:lvlJc w:val="left"/>
+      <w:pPr>
+        <w:tabs>
+          <w:tab w:val="num" w:pos="6480"/>
+        </w:tabs>
+        <w:ind w:left="6480" w:hanging="360"/>
+      </w:pPr>
+      <w:rPr>
+        <w:rFonts w:ascii="Wingdings" w:hAnsi="Wingdings" w:hint="default"/>
+        <w:sz w:val="20"/>
+      </w:rPr>
+    </w:lvl>
+  </w:abstractNum>
+  <w:abstractNum w:abstractNumId="27" w15:restartNumberingAfterBreak="0">
     <w:nsid w:val="61525759"/>
     <w:multiLevelType w:val="hybridMultilevel"/>
     <w:tmpl w:val="25105B66"/>
@@ -3903,7 +5843,7 @@
       </w:pPr>
     </w:lvl>
   </w:abstractNum>
-  <w:abstractNum w:abstractNumId="24" w15:restartNumberingAfterBreak="0">
+  <w:abstractNum w:abstractNumId="28" w15:restartNumberingAfterBreak="0">
     <w:nsid w:val="66E4002C"/>
     <w:multiLevelType w:val="hybridMultilevel"/>
     <w:tmpl w:val="BBC86436"/>
@@ -3992,7 +5932,156 @@
       </w:pPr>
     </w:lvl>
   </w:abstractNum>
-  <w:abstractNum w:abstractNumId="25" w15:restartNumberingAfterBreak="0">
+  <w:abstractNum w:abstractNumId="29" w15:restartNumberingAfterBreak="0">
+    <w:nsid w:val="68F26C74"/>
+    <w:multiLevelType w:val="multilevel"/>
+    <w:tmpl w:val="C6CADB46"/>
+    <w:lvl w:ilvl="0">
+      <w:start w:val="1"/>
+      <w:numFmt w:val="bullet"/>
+      <w:lvlText w:val=""/>
+      <w:lvlJc w:val="left"/>
+      <w:pPr>
+        <w:tabs>
+          <w:tab w:val="num" w:pos="720"/>
+        </w:tabs>
+        <w:ind w:left="720" w:hanging="360"/>
+      </w:pPr>
+      <w:rPr>
+        <w:rFonts w:ascii="Symbol" w:hAnsi="Symbol" w:hint="default"/>
+        <w:sz w:val="20"/>
+      </w:rPr>
+    </w:lvl>
+    <w:lvl w:ilvl="1">
+      <w:start w:val="1"/>
+      <w:numFmt w:val="bullet"/>
+      <w:lvlText w:val="o"/>
+      <w:lvlJc w:val="left"/>
+      <w:pPr>
+        <w:tabs>
+          <w:tab w:val="num" w:pos="1440"/>
+        </w:tabs>
+        <w:ind w:left="1440" w:hanging="360"/>
+      </w:pPr>
+      <w:rPr>
+        <w:rFonts w:ascii="Courier New" w:hAnsi="Courier New" w:hint="default"/>
+        <w:sz w:val="20"/>
+      </w:rPr>
+    </w:lvl>
+    <w:lvl w:ilvl="2" w:tentative="1">
+      <w:start w:val="1"/>
+      <w:numFmt w:val="bullet"/>
+      <w:lvlText w:val=""/>
+      <w:lvlJc w:val="left"/>
+      <w:pPr>
+        <w:tabs>
+          <w:tab w:val="num" w:pos="2160"/>
+        </w:tabs>
+        <w:ind w:left="2160" w:hanging="360"/>
+      </w:pPr>
+      <w:rPr>
+        <w:rFonts w:ascii="Wingdings" w:hAnsi="Wingdings" w:hint="default"/>
+        <w:sz w:val="20"/>
+      </w:rPr>
+    </w:lvl>
+    <w:lvl w:ilvl="3" w:tentative="1">
+      <w:start w:val="1"/>
+      <w:numFmt w:val="bullet"/>
+      <w:lvlText w:val=""/>
+      <w:lvlJc w:val="left"/>
+      <w:pPr>
+        <w:tabs>
+          <w:tab w:val="num" w:pos="2880"/>
+        </w:tabs>
+        <w:ind w:left="2880" w:hanging="360"/>
+      </w:pPr>
+      <w:rPr>
+        <w:rFonts w:ascii="Wingdings" w:hAnsi="Wingdings" w:hint="default"/>
+        <w:sz w:val="20"/>
+      </w:rPr>
+    </w:lvl>
+    <w:lvl w:ilvl="4" w:tentative="1">
+      <w:start w:val="1"/>
+      <w:numFmt w:val="bullet"/>
+      <w:lvlText w:val=""/>
+      <w:lvlJc w:val="left"/>
+      <w:pPr>
+        <w:tabs>
+          <w:tab w:val="num" w:pos="3600"/>
+        </w:tabs>
+        <w:ind w:left="3600" w:hanging="360"/>
+      </w:pPr>
+      <w:rPr>
+        <w:rFonts w:ascii="Wingdings" w:hAnsi="Wingdings" w:hint="default"/>
+        <w:sz w:val="20"/>
+      </w:rPr>
+    </w:lvl>
+    <w:lvl w:ilvl="5" w:tentative="1">
+      <w:start w:val="1"/>
+      <w:numFmt w:val="bullet"/>
+      <w:lvlText w:val=""/>
+      <w:lvlJc w:val="left"/>
+      <w:pPr>
+        <w:tabs>
+          <w:tab w:val="num" w:pos="4320"/>
+        </w:tabs>
+        <w:ind w:left="4320" w:hanging="360"/>
+      </w:pPr>
+      <w:rPr>
+        <w:rFonts w:ascii="Wingdings" w:hAnsi="Wingdings" w:hint="default"/>
+        <w:sz w:val="20"/>
+      </w:rPr>
+    </w:lvl>
+    <w:lvl w:ilvl="6" w:tentative="1">
+      <w:start w:val="1"/>
+      <w:numFmt w:val="bullet"/>
+      <w:lvlText w:val=""/>
+      <w:lvlJc w:val="left"/>
+      <w:pPr>
+        <w:tabs>
+          <w:tab w:val="num" w:pos="5040"/>
+        </w:tabs>
+        <w:ind w:left="5040" w:hanging="360"/>
+      </w:pPr>
+      <w:rPr>
+        <w:rFonts w:ascii="Wingdings" w:hAnsi="Wingdings" w:hint="default"/>
+        <w:sz w:val="20"/>
+      </w:rPr>
+    </w:lvl>
+    <w:lvl w:ilvl="7" w:tentative="1">
+      <w:start w:val="1"/>
+      <w:numFmt w:val="bullet"/>
+      <w:lvlText w:val=""/>
+      <w:lvlJc w:val="left"/>
+      <w:pPr>
+        <w:tabs>
+          <w:tab w:val="num" w:pos="5760"/>
+        </w:tabs>
+        <w:ind w:left="5760" w:hanging="360"/>
+      </w:pPr>
+      <w:rPr>
+        <w:rFonts w:ascii="Wingdings" w:hAnsi="Wingdings" w:hint="default"/>
+        <w:sz w:val="20"/>
+      </w:rPr>
+    </w:lvl>
+    <w:lvl w:ilvl="8" w:tentative="1">
+      <w:start w:val="1"/>
+      <w:numFmt w:val="bullet"/>
+      <w:lvlText w:val=""/>
+      <w:lvlJc w:val="left"/>
+      <w:pPr>
+        <w:tabs>
+          <w:tab w:val="num" w:pos="6480"/>
+        </w:tabs>
+        <w:ind w:left="6480" w:hanging="360"/>
+      </w:pPr>
+      <w:rPr>
+        <w:rFonts w:ascii="Wingdings" w:hAnsi="Wingdings" w:hint="default"/>
+        <w:sz w:val="20"/>
+      </w:rPr>
+    </w:lvl>
+  </w:abstractNum>
+  <w:abstractNum w:abstractNumId="30" w15:restartNumberingAfterBreak="0">
     <w:nsid w:val="6A005235"/>
     <w:multiLevelType w:val="hybridMultilevel"/>
     <w:tmpl w:val="0338BBE8"/>
@@ -4078,7 +6167,7 @@
       </w:pPr>
     </w:lvl>
   </w:abstractNum>
-  <w:abstractNum w:abstractNumId="26" w15:restartNumberingAfterBreak="0">
+  <w:abstractNum w:abstractNumId="31" w15:restartNumberingAfterBreak="0">
     <w:nsid w:val="6AAD29EF"/>
     <w:multiLevelType w:val="hybridMultilevel"/>
     <w:tmpl w:val="AE707A2E"/>
@@ -4171,10 +6260,10 @@
     </w:lvl>
   </w:abstractNum>
   <w:num w:numId="1" w16cid:durableId="371728331">
-    <w:abstractNumId w:val="8"/>
+    <w:abstractNumId w:val="9"/>
   </w:num>
   <w:num w:numId="2" w16cid:durableId="1505978504">
-    <w:abstractNumId w:val="12"/>
+    <w:abstractNumId w:val="14"/>
   </w:num>
   <w:num w:numId="3" w16cid:durableId="813135713">
     <w:abstractNumId w:val="4"/>
@@ -4183,73 +6272,88 @@
     <w:abstractNumId w:val="0"/>
   </w:num>
   <w:num w:numId="5" w16cid:durableId="279799120">
+    <w:abstractNumId w:val="21"/>
+  </w:num>
+  <w:num w:numId="6" w16cid:durableId="1288202668">
+    <w:abstractNumId w:val="10"/>
+  </w:num>
+  <w:num w:numId="7" w16cid:durableId="53700534">
+    <w:abstractNumId w:val="16"/>
+  </w:num>
+  <w:num w:numId="8" w16cid:durableId="1686588061">
+    <w:abstractNumId w:val="18"/>
+  </w:num>
+  <w:num w:numId="9" w16cid:durableId="851189997">
+    <w:abstractNumId w:val="7"/>
+  </w:num>
+  <w:num w:numId="10" w16cid:durableId="381564685">
     <w:abstractNumId w:val="19"/>
   </w:num>
-  <w:num w:numId="6" w16cid:durableId="1288202668">
-    <w:abstractNumId w:val="9"/>
+  <w:num w:numId="11" w16cid:durableId="254899594">
+    <w:abstractNumId w:val="25"/>
   </w:num>
-  <w:num w:numId="7" w16cid:durableId="53700534">
-    <w:abstractNumId w:val="14"/>
-  </w:num>
-  <w:num w:numId="8" w16cid:durableId="1686588061">
-    <w:abstractNumId w:val="16"/>
-  </w:num>
-  <w:num w:numId="9" w16cid:durableId="851189997">
-    <w:abstractNumId w:val="6"/>
-  </w:num>
-  <w:num w:numId="10" w16cid:durableId="381564685">
+  <w:num w:numId="12" w16cid:durableId="1271206151">
     <w:abstractNumId w:val="17"/>
   </w:num>
-  <w:num w:numId="11" w16cid:durableId="254899594">
-    <w:abstractNumId w:val="22"/>
-  </w:num>
-  <w:num w:numId="12" w16cid:durableId="1271206151">
-    <w:abstractNumId w:val="15"/>
-  </w:num>
   <w:num w:numId="13" w16cid:durableId="1141997188">
-    <w:abstractNumId w:val="24"/>
+    <w:abstractNumId w:val="28"/>
   </w:num>
   <w:num w:numId="14" w16cid:durableId="124397758">
     <w:abstractNumId w:val="2"/>
   </w:num>
   <w:num w:numId="15" w16cid:durableId="971398519">
-    <w:abstractNumId w:val="21"/>
+    <w:abstractNumId w:val="24"/>
   </w:num>
   <w:num w:numId="16" w16cid:durableId="402996728">
-    <w:abstractNumId w:val="25"/>
+    <w:abstractNumId w:val="30"/>
   </w:num>
   <w:num w:numId="17" w16cid:durableId="1926761776">
-    <w:abstractNumId w:val="7"/>
+    <w:abstractNumId w:val="8"/>
   </w:num>
   <w:num w:numId="18" w16cid:durableId="1346589729">
-    <w:abstractNumId w:val="5"/>
+    <w:abstractNumId w:val="6"/>
   </w:num>
   <w:num w:numId="19" w16cid:durableId="2042435420">
-    <w:abstractNumId w:val="11"/>
+    <w:abstractNumId w:val="13"/>
   </w:num>
   <w:num w:numId="20" w16cid:durableId="376317282">
-    <w:abstractNumId w:val="13"/>
+    <w:abstractNumId w:val="15"/>
   </w:num>
   <w:num w:numId="21" w16cid:durableId="390731181">
-    <w:abstractNumId w:val="20"/>
+    <w:abstractNumId w:val="22"/>
   </w:num>
   <w:num w:numId="22" w16cid:durableId="1730570518">
     <w:abstractNumId w:val="1"/>
   </w:num>
   <w:num w:numId="23" w16cid:durableId="649139908">
-    <w:abstractNumId w:val="23"/>
+    <w:abstractNumId w:val="27"/>
   </w:num>
   <w:num w:numId="24" w16cid:durableId="1303001222">
-    <w:abstractNumId w:val="10"/>
+    <w:abstractNumId w:val="12"/>
   </w:num>
   <w:num w:numId="25" w16cid:durableId="444930817">
-    <w:abstractNumId w:val="26"/>
+    <w:abstractNumId w:val="31"/>
   </w:num>
   <w:num w:numId="26" w16cid:durableId="2077583722">
-    <w:abstractNumId w:val="18"/>
+    <w:abstractNumId w:val="20"/>
   </w:num>
   <w:num w:numId="27" w16cid:durableId="1086422180">
     <w:abstractNumId w:val="3"/>
+  </w:num>
+  <w:num w:numId="28" w16cid:durableId="171919870">
+    <w:abstractNumId w:val="11"/>
+  </w:num>
+  <w:num w:numId="29" w16cid:durableId="1883974858">
+    <w:abstractNumId w:val="23"/>
+  </w:num>
+  <w:num w:numId="30" w16cid:durableId="1378506830">
+    <w:abstractNumId w:val="29"/>
+  </w:num>
+  <w:num w:numId="31" w16cid:durableId="98449669">
+    <w:abstractNumId w:val="26"/>
+  </w:num>
+  <w:num w:numId="32" w16cid:durableId="1265111603">
+    <w:abstractNumId w:val="5"/>
   </w:num>
   <w:numIdMacAtCleanup w:val="24"/>
 </w:numbering>
@@ -4860,6 +6964,7 @@
   <w:style w:type="character" w:default="1" w:styleId="a1">
     <w:name w:val="Default Paragraph Font"/>
     <w:uiPriority w:val="1"/>
+    <w:semiHidden/>
     <w:unhideWhenUsed/>
   </w:style>
   <w:style w:type="table" w:default="1" w:styleId="a2">
